--- a/eng/docx/58.content.docx
+++ b/eng/docx/58.content.docx
@@ -19,7 +19,7 @@
         <w:rPr>
           <w:lang w:val="en_US" w:bidi="en_US"/>
         </w:rPr>
-        <w:t>Resource: Study Notes - Book Intros (Tyndale)</w:t>
+        <w:t>Resource: Tyndale Open Study Notes</w:t>
       </w:r>
       <w:r>
         <w:rPr>
@@ -112,7 +112,7 @@
         <w:rPr>
           <w:lang w:val="en_US" w:bidi="en_US"/>
         </w:rPr>
-        <w:t>Study Notes - Book Intros (Tyndale)</w:t>
+        <w:t>Tyndale Open Study Notes</w:t>
       </w:r>
     </w:p>
     <w:p>

--- a/eng/docx/58.content.docx
+++ b/eng/docx/58.content.docx
@@ -231,18 +231,7 @@
         <w:rPr>
           <w:lang w:val="en_US" w:bidi="en_US"/>
         </w:rPr>
-        <w:t>Have you ever known a person who turned his or her back on Christ and the church and simply walked away? Perhaps you have struggled to maintain your own Christian commitment in the face of disillusionment, spiritual confusion, loss of perspective, or outright persecution. The book of Hebrews points us to Christ. It provides light to help struggling Christians see Jesus clearly and stand firm.</w:t>
-      </w:r>
-    </w:p>
-    <w:p>
-      <w:pPr>
-        <w:pStyle w:val="Heading2"/>
-      </w:pPr>
-      <w:r>
-        <w:rPr>
-          <w:lang w:val="en_US" w:bidi="en_US"/>
-        </w:rPr>
-        <w:t>Setting</w:t>
+        <w:t>Have you ever known someone who stopped following Christ and left the church?</w:t>
       </w:r>
     </w:p>
     <w:p>
@@ -256,7 +245,7 @@
         <w:rPr>
           <w:lang w:val="en_US" w:bidi="en_US"/>
         </w:rPr>
-        <w:t>As Christianity spread throughout the Mediterranean world, the first followers of Jesus Christ faced grave challenges. The Greco-Roman society misunderstood and mistrusted both Jews and Christians and considered them “atheists” because they did not believe in the Greek or Roman gods. Opposition to Christianity also arose from within traditional Judaism. Many Jews rejected Jesus as the Messiah. Those who converted to faith in Christ—from a Jewish or Gentile background—often paid a high price in their jobs, family connections, friendships, and other social associations. Persecution of Christians was common.</w:t>
+        <w:t>Maybe you have also found it hard to stay faithful to Christ. You may have felt disappointed, confused, or afraid. You may have suffered because of your faith.</w:t>
       </w:r>
     </w:p>
     <w:p>
@@ -270,7 +259,60 @@
         <w:rPr>
           <w:lang w:val="en_US" w:bidi="en_US"/>
         </w:rPr>
-        <w:t>The believers to whom Hebrews was addressed probably belonged to a group of house churches in Rome in the early 60s AD. The Christian community in Rome was likely founded in the AD 30s when those present at Pentecost (</w:t>
+        <w:t>The book of Hebrews points us to Christ. It helps struggling Christians see Jesus clearly and remain faithful to him.</w:t>
+      </w:r>
+    </w:p>
+    <w:p>
+      <w:pPr>
+        <w:pStyle w:val="Heading2"/>
+      </w:pPr>
+      <w:r>
+        <w:rPr>
+          <w:lang w:val="en_US" w:bidi="en_US"/>
+        </w:rPr>
+        <w:t>Setting</w:t>
+      </w:r>
+    </w:p>
+    <w:p>
+      <w:pPr/>
+      <w:r>
+        <w:rPr>
+          <w:lang w:val="en_US" w:bidi="en_US"/>
+        </w:rPr>
+      </w:r>
+      <w:r>
+        <w:rPr>
+          <w:lang w:val="en_US" w:bidi="en_US"/>
+        </w:rPr>
+        <w:t>As Christianity spread throughout the Mediterranean region, the first followers of Jesus Christ encountered serious challenges. Greek and Roman society often misunderstood and mistrusted Jews and Christians. Some people called them atheists because they did not worship the Greek or Roman gods.</w:t>
+      </w:r>
+    </w:p>
+    <w:p>
+      <w:pPr/>
+      <w:r>
+        <w:rPr>
+          <w:lang w:val="en_US" w:bidi="en_US"/>
+        </w:rPr>
+      </w:r>
+      <w:r>
+        <w:rPr>
+          <w:lang w:val="en_US" w:bidi="en_US"/>
+        </w:rPr>
+        <w:t>Christians also faced opposition from some Jewish leaders and communities. Many Jews did not accept Jesus as the Messiah, the promised king and Savior. People who put their faith in Christ often suffered in serious ways. This was true for both Jewish and Gentile believers. They could lose work, family ties, friendships, and their place in society. Persecution, or suffering because of one’s faith, was common for Christians.</w:t>
+      </w:r>
+    </w:p>
+    <w:p>
+      <w:pPr/>
+      <w:r>
+        <w:rPr>
+          <w:lang w:val="en_US" w:bidi="en_US"/>
+        </w:rPr>
+      </w:r>
+      <w:r>
+        <w:rPr>
+          <w:lang w:val="en_US" w:bidi="en_US"/>
+        </w:rPr>
+        <w:t>Hebrews was probably written to believers who met in house churches in Rome in the early 60s AD. The Christian community in Rome may have begun in the AD 30s. Some people from Rome were present at Pentecost, the day when the Holy Spirit came on the followers of Jesus (</w:t>
       </w:r>
       <w:hyperlink r:id="rId13">
         <w:r>
@@ -288,7 +330,21 @@
         <w:rPr>
           <w:lang w:val="en_US" w:bidi="en_US"/>
         </w:rPr>
-        <w:t>) made their way home. Roman believers had demonstrated courage and endurance (</w:t>
+        <w:t xml:space="preserve">). </w:t>
+      </w:r>
+    </w:p>
+    <w:p>
+      <w:pPr/>
+      <w:r>
+        <w:rPr>
+          <w:lang w:val="en_US" w:bidi="en_US"/>
+        </w:rPr>
+      </w:r>
+      <w:r>
+        <w:rPr>
+          <w:lang w:val="en_US" w:bidi="en_US"/>
+        </w:rPr>
+        <w:t>The believers in Rome had shown courage and endurance, or patient faithfulness, during hard times (</w:t>
       </w:r>
       <w:hyperlink r:id="rId14">
         <w:r>
@@ -299,14 +355,14 @@
             <w:color w:val="0000EE"/>
             <w:u w:val="single"/>
           </w:rPr>
-          <w:t>Heb 10:32–34</w:t>
+          <w:t>Hebrews 10:32–34</w:t>
         </w:r>
       </w:hyperlink>
       <w:r>
         <w:rPr>
           <w:lang w:val="en_US" w:bidi="en_US"/>
         </w:rPr>
-        <w:t>), but by the time Hebrews was written, the spiritual fervor of some had grown cold (</w:t>
+        <w:t>). But by the time Hebrews was written, some believers were no longer eager to listen to God and obey him (</w:t>
       </w:r>
       <w:hyperlink r:id="rId15">
         <w:r>
@@ -324,7 +380,7 @@
         <w:rPr>
           <w:lang w:val="en_US" w:bidi="en_US"/>
         </w:rPr>
-        <w:t>), and their theological perspective was skewed (</w:t>
+        <w:t>). Some were in danger of drifting away from what they had heard about Christ (</w:t>
       </w:r>
       <w:hyperlink r:id="rId16">
         <w:r>
@@ -342,7 +398,7 @@
         <w:rPr>
           <w:lang w:val="en_US" w:bidi="en_US"/>
         </w:rPr>
-        <w:t>). Some had even abandoned Christ and the church (</w:t>
+        <w:t>). Some may have even left Christ and the church (</w:t>
       </w:r>
       <w:hyperlink r:id="rId17">
         <w:r>
@@ -385,33 +441,7 @@
         <w:rPr>
           <w:lang w:val="en_US" w:bidi="en_US"/>
         </w:rPr>
-        <w:t xml:space="preserve">Hebrews is an energetic, well-crafted pastoral response to the needs of struggling people. In the style of a first-century sermon, the author alternates between </w:t>
-      </w:r>
-      <w:r>
-        <w:rPr>
-          <w:i/>
-          <w:lang w:val="en_US" w:bidi="en_US"/>
-        </w:rPr>
-        <w:t>exposition</w:t>
-      </w:r>
-      <w:r>
-        <w:rPr>
-          <w:lang w:val="en_US" w:bidi="en_US"/>
-        </w:rPr>
-        <w:t xml:space="preserve"> on the person and work of Christ and </w:t>
-      </w:r>
-      <w:r>
-        <w:rPr>
-          <w:i/>
-          <w:lang w:val="en_US" w:bidi="en_US"/>
-        </w:rPr>
-        <w:t>exhortation</w:t>
-      </w:r>
-      <w:r>
-        <w:rPr>
-          <w:lang w:val="en_US" w:bidi="en_US"/>
-        </w:rPr>
-        <w:t xml:space="preserve"> of the hearers to obedience and endurance. Through a detailed discussion on God’s Son, along with warnings, challenges, examples, and reminders of God’s faithfulness, the author calls the readers to persevere in following Christ.</w:t>
+        <w:t>Hebrews is a strong and carefully written message for people who were struggling in their faith. It is written like a first-century sermon. The author teaches about who Christ is and what he has done. He also urges the readers to obey God and remain faithful.</w:t>
       </w:r>
     </w:p>
     <w:p>
@@ -425,7 +455,21 @@
         <w:rPr>
           <w:lang w:val="en_US" w:bidi="en_US"/>
         </w:rPr>
-        <w:t>Following an introduction to the whole sermon (</w:t>
+        <w:t>The author speaks in detail about God’s Son. He also gives warnings, challenges, examples, and reminders that God is faithful. Through all of this, he calls the readers to keep following Christ.</w:t>
+      </w:r>
+    </w:p>
+    <w:p>
+      <w:pPr/>
+      <w:r>
+        <w:rPr>
+          <w:lang w:val="en_US" w:bidi="en_US"/>
+        </w:rPr>
+      </w:r>
+      <w:r>
+        <w:rPr>
+          <w:lang w:val="en_US" w:bidi="en_US"/>
+        </w:rPr>
+        <w:t>After the opening of the sermon (</w:t>
       </w:r>
       <w:hyperlink r:id="rId18">
         <w:r>
@@ -443,7 +487,21 @@
         <w:rPr>
           <w:lang w:val="en_US" w:bidi="en_US"/>
         </w:rPr>
-        <w:t>), the author’s exposition of Christ’s superiority develops in two great movements. The first movement (</w:t>
+        <w:t xml:space="preserve">), the author explains that Christ is greater than all others. He does this in two main sections. </w:t>
+      </w:r>
+    </w:p>
+    <w:p>
+      <w:pPr/>
+      <w:r>
+        <w:rPr>
+          <w:lang w:val="en_US" w:bidi="en_US"/>
+        </w:rPr>
+      </w:r>
+      <w:r>
+        <w:rPr>
+          <w:lang w:val="en_US" w:bidi="en_US"/>
+        </w:rPr>
+        <w:t>The first section explains the Son's relationship to the angels (</w:t>
       </w:r>
       <w:hyperlink r:id="rId19">
         <w:r>
@@ -461,7 +519,7 @@
         <w:rPr>
           <w:lang w:val="en_US" w:bidi="en_US"/>
         </w:rPr>
-        <w:t>) explains the Son’s relationship to the angels. The angels are servants (</w:t>
+        <w:t>). Angels are God’s servants (</w:t>
       </w:r>
       <w:hyperlink r:id="rId20">
         <w:r>
@@ -497,7 +555,7 @@
         <w:rPr>
           <w:lang w:val="en_US" w:bidi="en_US"/>
         </w:rPr>
-        <w:t>), but the exalted Son (</w:t>
+        <w:t>). But the Son is greater than the angels. He has been exalted, or lifted up to the highest place of honor (</w:t>
       </w:r>
       <w:hyperlink r:id="rId22">
         <w:r>
@@ -515,7 +573,7 @@
         <w:rPr>
           <w:lang w:val="en_US" w:bidi="en_US"/>
         </w:rPr>
-        <w:t>), with his unique relationship with the Father (</w:t>
+        <w:t>). He has a unique relationship with the Father (</w:t>
       </w:r>
       <w:hyperlink r:id="rId23">
         <w:r>
@@ -533,7 +591,7 @@
         <w:rPr>
           <w:lang w:val="en_US" w:bidi="en_US"/>
         </w:rPr>
-        <w:t>), is the Lord, creator, and sustainer of the universe—indeed, he is God (</w:t>
+        <w:t>). He is the Lord, the creator, and the one who keeps the universe in existence. He is God (</w:t>
       </w:r>
       <w:hyperlink r:id="rId24">
         <w:r>
@@ -551,7 +609,21 @@
         <w:rPr>
           <w:lang w:val="en_US" w:bidi="en_US"/>
         </w:rPr>
-        <w:t>). The author exhorts the hearers to pay careful attention to the message of salvation they have been taught (</w:t>
+        <w:t xml:space="preserve">). </w:t>
+      </w:r>
+    </w:p>
+    <w:p>
+      <w:pPr/>
+      <w:r>
+        <w:rPr>
+          <w:lang w:val="en_US" w:bidi="en_US"/>
+        </w:rPr>
+      </w:r>
+      <w:r>
+        <w:rPr>
+          <w:lang w:val="en_US" w:bidi="en_US"/>
+        </w:rPr>
+        <w:t>The author then urges the believers to pay close attention to the message of salvation they have received, God’s rescue from sin and death through Christ (</w:t>
       </w:r>
       <w:hyperlink r:id="rId25">
         <w:r>
@@ -569,7 +641,21 @@
         <w:rPr>
           <w:lang w:val="en_US" w:bidi="en_US"/>
         </w:rPr>
-        <w:t>), and then resumes the exposition. The exalted Christ’s position was temporarily lower than the angels when he became human (</w:t>
+        <w:t>).</w:t>
+      </w:r>
+    </w:p>
+    <w:p>
+      <w:pPr/>
+      <w:r>
+        <w:rPr>
+          <w:lang w:val="en_US" w:bidi="en_US"/>
+        </w:rPr>
+      </w:r>
+      <w:r>
+        <w:rPr>
+          <w:lang w:val="en_US" w:bidi="en_US"/>
+        </w:rPr>
+        <w:t>Then the author continues his teaching. When Christ became human, he was made lower than the angels for a short time (</w:t>
       </w:r>
       <w:hyperlink r:id="rId26">
         <w:r>
@@ -587,7 +673,7 @@
         <w:rPr>
           <w:lang w:val="en_US" w:bidi="en_US"/>
         </w:rPr>
-        <w:t>); Jesus took on flesh and blood in order to die to set us free (</w:t>
+        <w:t>). Jesus shared our flesh and blood, which means he became fully human. He did this so he could die and set us free (</w:t>
       </w:r>
       <w:hyperlink r:id="rId27">
         <w:r>
@@ -605,7 +691,21 @@
         <w:rPr>
           <w:lang w:val="en_US" w:bidi="en_US"/>
         </w:rPr>
-        <w:t>). The first exposition is followed by exhortation (</w:t>
+        <w:t xml:space="preserve">). </w:t>
+      </w:r>
+    </w:p>
+    <w:p>
+      <w:pPr/>
+      <w:r>
+        <w:rPr>
+          <w:lang w:val="en_US" w:bidi="en_US"/>
+        </w:rPr>
+      </w:r>
+      <w:r>
+        <w:rPr>
+          <w:lang w:val="en_US" w:bidi="en_US"/>
+        </w:rPr>
+        <w:t>After this first teaching section, the author gives a warning and encouragement (</w:t>
       </w:r>
       <w:hyperlink r:id="rId28">
         <w:r>
@@ -623,7 +723,7 @@
         <w:rPr>
           <w:lang w:val="en_US" w:bidi="en_US"/>
         </w:rPr>
-        <w:t>) that focuses on the need for faithful obedience and a continued promise of rest for God’s people.</w:t>
+        <w:t>). He tells the believers they must keep obeying God in faith. He also reminds them that God still promises rest for his people.</w:t>
       </w:r>
     </w:p>
     <w:p>
@@ -637,7 +737,7 @@
         <w:rPr>
           <w:lang w:val="en_US" w:bidi="en_US"/>
         </w:rPr>
-        <w:t>The second movement of the exposition (</w:t>
+        <w:t>The second main section explains the Son’s role as our high priest (</w:t>
       </w:r>
       <w:hyperlink r:id="rId29">
         <w:r>
@@ -655,7 +755,21 @@
         <w:rPr>
           <w:lang w:val="en_US" w:bidi="en_US"/>
         </w:rPr>
-        <w:t xml:space="preserve">) addresses the position of the Son, our High Priest, in relation to the Old Testament sacrificial system. After introducing this theme </w:t>
+        <w:t>). A high priest was the priest who represented the people before God. This section shows how Jesus is related to the Old Testament system of sacrifices.</w:t>
+      </w:r>
+    </w:p>
+    <w:p>
+      <w:pPr/>
+      <w:r>
+        <w:rPr>
+          <w:lang w:val="en_US" w:bidi="en_US"/>
+        </w:rPr>
+      </w:r>
+      <w:r>
+        <w:rPr>
+          <w:lang w:val="en_US" w:bidi="en_US"/>
+        </w:rPr>
+        <w:t>The author first introduces this theme (</w:t>
       </w:r>
       <w:hyperlink r:id="rId30">
         <w:r>
@@ -673,7 +787,7 @@
         <w:rPr>
           <w:lang w:val="en_US" w:bidi="en_US"/>
         </w:rPr>
-        <w:t>, the author addresses the Son’s appointment as the superior High Priest (</w:t>
+        <w:t>). Then he explains that God appointed the Son as the greater high priest (</w:t>
       </w:r>
       <w:hyperlink r:id="rId31">
         <w:r>
@@ -691,7 +805,7 @@
         <w:rPr>
           <w:lang w:val="en_US" w:bidi="en_US"/>
         </w:rPr>
-        <w:t>) and confronts the community with their spiritual immaturity (</w:t>
+        <w:t>). After this, the author warns the believers about their lack of spiritual growth (</w:t>
       </w:r>
       <w:hyperlink r:id="rId32">
         <w:r>
@@ -709,7 +823,21 @@
         <w:rPr>
           <w:lang w:val="en_US" w:bidi="en_US"/>
         </w:rPr>
-        <w:t>). A discussion of Melchizedek’s superiority to the Levitical priests (</w:t>
+        <w:t xml:space="preserve">). </w:t>
+      </w:r>
+    </w:p>
+    <w:p>
+      <w:pPr/>
+      <w:r>
+        <w:rPr>
+          <w:lang w:val="en_US" w:bidi="en_US"/>
+        </w:rPr>
+      </w:r>
+      <w:r>
+        <w:rPr>
+          <w:lang w:val="en_US" w:bidi="en_US"/>
+        </w:rPr>
+        <w:t>The author then discusses Melchizedek. Melchizedek was a priest and king in the Old Testament. The author shows that Melchizedek was greater than the priests from Levi’s family line(</w:t>
       </w:r>
       <w:hyperlink r:id="rId33">
         <w:r>
@@ -727,7 +855,19 @@
         <w:rPr>
           <w:lang w:val="en_US" w:bidi="en_US"/>
         </w:rPr>
-        <w:t>) lays the groundwork for presenting Jesus as the superior High Priest according to the order of Melchizedek (</w:t>
+        <w:t>). This helps explain why Jesus is the greater high priest "</w:t>
+      </w:r>
+      <w:r>
+        <w:rPr>
+          <w:lang w:val="en_US" w:bidi="en_US"/>
+        </w:rPr>
+        <w:t xml:space="preserve">in the order of Melchizedek" </w:t>
+      </w:r>
+      <w:r>
+        <w:rPr>
+          <w:lang w:val="en_US" w:bidi="en_US"/>
+        </w:rPr>
+        <w:t>(</w:t>
       </w:r>
       <w:hyperlink r:id="rId34">
         <w:r>
@@ -745,7 +885,35 @@
         <w:rPr>
           <w:lang w:val="en_US" w:bidi="en_US"/>
         </w:rPr>
-        <w:t>). In short, Jesus was not appointed according to the conventions of the Old Testament law, which said that priests should come from the tribe of Levi. Rather, he was appointed by God with an oath, on the basis of his indestructible life. The exposition then considers the superior offering of this appointed High Priest (</w:t>
+        <w:t xml:space="preserve">). </w:t>
+      </w:r>
+    </w:p>
+    <w:p>
+      <w:pPr/>
+      <w:r>
+        <w:rPr>
+          <w:lang w:val="en_US" w:bidi="en_US"/>
+        </w:rPr>
+      </w:r>
+      <w:r>
+        <w:rPr>
+          <w:lang w:val="en_US" w:bidi="en_US"/>
+        </w:rPr>
+        <w:t>In other words, Jesus did not become high priest in the usual way under the Old Testament law. That law said priests came from the tribe of Levi. Instead, God appointed Jesus with an oath, or solemn promise. Jesus serves as high priest because he has a life that cannot be destroyed.</w:t>
+      </w:r>
+    </w:p>
+    <w:p>
+      <w:pPr/>
+      <w:r>
+        <w:rPr>
+          <w:lang w:val="en_US" w:bidi="en_US"/>
+        </w:rPr>
+      </w:r>
+      <w:r>
+        <w:rPr>
+          <w:lang w:val="en_US" w:bidi="en_US"/>
+        </w:rPr>
+        <w:t>The author then explains the better offering that this appointed high priest gives (</w:t>
       </w:r>
       <w:hyperlink r:id="rId35">
         <w:r>
@@ -763,7 +931,7 @@
         <w:rPr>
           <w:lang w:val="en_US" w:bidi="en_US"/>
         </w:rPr>
-        <w:t>). Like the earthly priests, this superior priest had to make an offering for sins, but his offering was a new-covenant offering (</w:t>
+        <w:t>). Like the earthly priests, Jesus had to make an offering for sins. But his offering belongs to the new covenant, God’s new binding agreement with his people (</w:t>
       </w:r>
       <w:hyperlink r:id="rId36">
         <w:r>
@@ -781,7 +949,7 @@
         <w:rPr>
           <w:lang w:val="en_US" w:bidi="en_US"/>
         </w:rPr>
-        <w:t>) that was superior to the old (</w:t>
+        <w:t>). This offering is greater than the sacrifices of the old covenant (</w:t>
       </w:r>
       <w:hyperlink r:id="rId37">
         <w:r>
@@ -813,7 +981,7 @@
         <w:rPr>
           <w:lang w:val="en_US" w:bidi="en_US"/>
         </w:rPr>
-        <w:t>The final main section (</w:t>
+        <w:t>The final main section urges the believers to respond faithfully to the message about Christ (</w:t>
       </w:r>
       <w:hyperlink r:id="rId38">
         <w:r>
@@ -831,7 +999,7 @@
         <w:rPr>
           <w:lang w:val="en_US" w:bidi="en_US"/>
         </w:rPr>
-        <w:t>) is an exhortation that challenges the hearers to respond in faithfulness to the message about Christ. The book ends with a benediction and a formal conclusion (</w:t>
+        <w:t>). The book ends with a blessing and a formal closing (</w:t>
       </w:r>
       <w:hyperlink r:id="rId39">
         <w:r>
@@ -860,7 +1028,7 @@
         <w:rPr>
           <w:lang w:val="en_US" w:bidi="en_US"/>
         </w:rPr>
-        <w:t>Authorship</w:t>
+        <w:t>Author</w:t>
       </w:r>
     </w:p>
     <w:p>
@@ -874,7 +1042,7 @@
         <w:rPr>
           <w:lang w:val="en_US" w:bidi="en_US"/>
         </w:rPr>
-        <w:t>Unlike many other letters of the New Testament, Hebrews does not begin by identifying its author and recipients; many scholars today believe that this is because the book was originally written as a sermon. Since the earliest centuries of the church, the authorship of Hebrews has been much discussed. The book circulated with Paul’s letters, and some church fathers in the eastern half of the Mediterranean world (such as Origen and Clement of Alexandria) argued that Paul was the author. Others, especially around Rome, did not think Paul had written the book.</w:t>
+        <w:t>Unlike many other New Testament letters, Hebrews does not begin by naming its author or its first recipients. Many scholars today think this is because Hebrews was first written as a sermon.</w:t>
       </w:r>
     </w:p>
     <w:p>
@@ -888,79 +1056,7 @@
         <w:rPr>
           <w:lang w:val="en_US" w:bidi="en_US"/>
         </w:rPr>
-        <w:t xml:space="preserve">Almost all scholars today agree that Paul was not the author of Hebrews. First, in </w:t>
-      </w:r>
-      <w:hyperlink r:id="rId40">
-        <w:r>
-          <w:rPr>
-            <w:lang w:val="en_US" w:bidi="en_US"/>
-          </w:rPr>
-          <w:rPr>
-            <w:color w:val="0000EE"/>
-            <w:u w:val="single"/>
-          </w:rPr>
-          <w:t>2:3</w:t>
-        </w:r>
-      </w:hyperlink>
-      <w:r>
-        <w:rPr>
-          <w:lang w:val="en_US" w:bidi="en_US"/>
-        </w:rPr>
-        <w:t xml:space="preserve">, the author is depicted as having received the Good News from the original witnesses who followed Christ, and this does not sound at all like Paul (see </w:t>
-      </w:r>
-      <w:hyperlink r:id="rId41">
-        <w:r>
-          <w:rPr>
-            <w:lang w:val="en_US" w:bidi="en_US"/>
-          </w:rPr>
-          <w:rPr>
-            <w:color w:val="0000EE"/>
-            <w:u w:val="single"/>
-          </w:rPr>
-          <w:t>Rom 1:1</w:t>
-        </w:r>
-      </w:hyperlink>
-      <w:r>
-        <w:rPr>
-          <w:lang w:val="en_US" w:bidi="en_US"/>
-        </w:rPr>
-        <w:t xml:space="preserve">; </w:t>
-      </w:r>
-      <w:hyperlink r:id="rId42">
-        <w:r>
-          <w:rPr>
-            <w:lang w:val="en_US" w:bidi="en_US"/>
-          </w:rPr>
-          <w:rPr>
-            <w:color w:val="0000EE"/>
-            <w:u w:val="single"/>
-          </w:rPr>
-          <w:t>1 Cor 15:8</w:t>
-        </w:r>
-      </w:hyperlink>
-      <w:r>
-        <w:rPr>
-          <w:lang w:val="en_US" w:bidi="en_US"/>
-        </w:rPr>
-        <w:t xml:space="preserve">; </w:t>
-      </w:r>
-      <w:hyperlink r:id="rId43">
-        <w:r>
-          <w:rPr>
-            <w:lang w:val="en_US" w:bidi="en_US"/>
-          </w:rPr>
-          <w:rPr>
-            <w:color w:val="0000EE"/>
-            <w:u w:val="single"/>
-          </w:rPr>
-          <w:t>Gal 1:11–16</w:t>
-        </w:r>
-      </w:hyperlink>
-      <w:r>
-        <w:rPr>
-          <w:lang w:val="en_US" w:bidi="en_US"/>
-        </w:rPr>
-        <w:t>). Second, the style, theological images, and vocabulary are quite different from Paul’s; for example, Hebrews uses 169 words not found elsewhere in the New Testament.</w:t>
+        <w:t>Christians have discussed the author of Hebrews since the early centuries of the church. The book was shared together with Paul’s letters. Some early church leaders in the eastern Mediterranean world, such as Origen and Clement of Alexandria, said Paul wrote it. Other Christians, especially near Rome, did not think Paul wrote the book.</w:t>
       </w:r>
     </w:p>
     <w:p>
@@ -974,7 +1070,141 @@
         <w:rPr>
           <w:lang w:val="en_US" w:bidi="en_US"/>
         </w:rPr>
-        <w:t xml:space="preserve">Through the centuries, many other possible authors for the book have been suggested, such as Philip, Priscilla, Luke, Barnabas, Jude, and Clement of Rome. One of the most popular ideas, since Martin Luther first made the suggestion, is that Apollos wrote it. Luke describes Apollos in </w:t>
+        <w:t>Almost all scholars today agree that Paul did not write Hebrews for these reasons:</w:t>
+      </w:r>
+    </w:p>
+    <w:p>
+      <w:pPr>
+        <w:pStyle w:val="ListNumber"/>
+        <w:numPr>
+          <w:ilvl w:val="0"/>
+          <w:numId w:val="14"/>
+        </w:numPr>
+        <w:spacing w:line="240" w:lineRule="auto"/>
+        <w:ind w:left="720"/>
+      </w:pPr>
+      <w:r>
+        <w:rPr>
+          <w:lang w:val="en_US" w:bidi="en_US"/>
+        </w:rPr>
+      </w:r>
+      <w:hyperlink r:id="rId40">
+        <w:r>
+          <w:rPr>
+            <w:lang w:val="en_US" w:bidi="en_US"/>
+          </w:rPr>
+          <w:rPr>
+            <w:color w:val="0000EE"/>
+            <w:u w:val="single"/>
+          </w:rPr>
+          <w:t xml:space="preserve">Hebrews 2:3 </w:t>
+        </w:r>
+      </w:hyperlink>
+      <w:r>
+        <w:rPr>
+          <w:lang w:val="en_US" w:bidi="en_US"/>
+        </w:rPr>
+        <w:t xml:space="preserve">says the author received the good news from people who first heard it from Christ. This does not sound like Paul’s own description of his calling (see </w:t>
+      </w:r>
+      <w:hyperlink r:id="rId41">
+        <w:r>
+          <w:rPr>
+            <w:lang w:val="en_US" w:bidi="en_US"/>
+          </w:rPr>
+          <w:rPr>
+            <w:color w:val="0000EE"/>
+            <w:u w:val="single"/>
+          </w:rPr>
+          <w:t>Romans 1:1</w:t>
+        </w:r>
+      </w:hyperlink>
+      <w:r>
+        <w:rPr>
+          <w:lang w:val="en_US" w:bidi="en_US"/>
+        </w:rPr>
+        <w:t xml:space="preserve">; </w:t>
+      </w:r>
+      <w:hyperlink r:id="rId42">
+        <w:r>
+          <w:rPr>
+            <w:lang w:val="en_US" w:bidi="en_US"/>
+          </w:rPr>
+          <w:rPr>
+            <w:color w:val="0000EE"/>
+            <w:u w:val="single"/>
+          </w:rPr>
+          <w:t>1 Corinthians 15:8</w:t>
+        </w:r>
+      </w:hyperlink>
+      <w:r>
+        <w:rPr>
+          <w:lang w:val="en_US" w:bidi="en_US"/>
+        </w:rPr>
+        <w:t xml:space="preserve">; </w:t>
+      </w:r>
+      <w:hyperlink r:id="rId43">
+        <w:r>
+          <w:rPr>
+            <w:lang w:val="en_US" w:bidi="en_US"/>
+          </w:rPr>
+          <w:rPr>
+            <w:color w:val="0000EE"/>
+            <w:u w:val="single"/>
+          </w:rPr>
+          <w:t>Galatians 1:11–16</w:t>
+        </w:r>
+      </w:hyperlink>
+      <w:r>
+        <w:rPr>
+          <w:lang w:val="en_US" w:bidi="en_US"/>
+        </w:rPr>
+        <w:t>).</w:t>
+      </w:r>
+    </w:p>
+    <w:p>
+      <w:pPr>
+        <w:pStyle w:val="ListNumber"/>
+        <w:spacing w:line="240" w:lineRule="auto"/>
+        <w:ind w:left="720"/>
+      </w:pPr>
+      <w:r>
+        <w:rPr>
+          <w:lang w:val="en_US" w:bidi="en_US"/>
+        </w:rPr>
+      </w:r>
+      <w:r>
+        <w:rPr>
+          <w:lang w:val="en_US" w:bidi="en_US"/>
+        </w:rPr>
+        <w:t>Hebrews uses a different style, set of images, and vocabulary from Paul’s letters. For example, Hebrews uses 169 words that do not appear anywhere else in the New Testament.</w:t>
+      </w:r>
+    </w:p>
+    <w:p>
+      <w:pPr/>
+      <w:r>
+        <w:rPr>
+          <w:lang w:val="en_US" w:bidi="en_US"/>
+        </w:rPr>
+      </w:r>
+      <w:r>
+        <w:rPr>
+          <w:lang w:val="en_US" w:bidi="en_US"/>
+        </w:rPr>
+        <w:t>Over the centuries, Christians have suggested many other possible authors for Hebrews. These include Philip, Priscilla, Luke, Barnabas, Jude, and Clement of Rome.</w:t>
+      </w:r>
+    </w:p>
+    <w:p>
+      <w:pPr/>
+      <w:r>
+        <w:rPr>
+          <w:lang w:val="en_US" w:bidi="en_US"/>
+        </w:rPr>
+      </w:r>
+      <w:r>
+        <w:rPr>
+          <w:lang w:val="en_US" w:bidi="en_US"/>
+        </w:rPr>
+        <w:t>One popular idea is that Apollos wrote Hebrews. Martin Luther was one of the first to suggest this. In Acts, Luke describes Apollos as an educated man from Alexandria. He spoke well and taught the Scriptures with power (</w:t>
       </w:r>
       <w:hyperlink r:id="rId44">
         <w:r>
@@ -992,7 +1222,7 @@
         <w:rPr>
           <w:lang w:val="en_US" w:bidi="en_US"/>
         </w:rPr>
-        <w:t xml:space="preserve"> as an eloquent man from Alexandria who was a powerful orator and preacher.</w:t>
+        <w:t>).</w:t>
       </w:r>
     </w:p>
     <w:p>
@@ -1006,18 +1236,65 @@
         <w:rPr>
           <w:lang w:val="en_US" w:bidi="en_US"/>
         </w:rPr>
-        <w:t>Although we cannot identify the author of Hebrews with certainty, a careful study of the book reveals much about them. First, the excellent Greek in which the book is written and its expertly crafted forms of expression point to a highly educated person. Second, the author of Hebrews must have been a dynamic preacher, one trained in interpretation and exposition, who had memorized large portions of the Old Testament. Third, and most importantly, this author was a deeply concerned Christian leader who addressed their readers urgently and with passion. Hebrews is not simply a theological treatise, but a pastoral appeal that vies for the hearts and minds of those who are struggling in their Christian commitment.</w:t>
+        <w:t>We cannot identify the author of Hebrews with certainty. But a careful study of the book shows us several things about the author:</w:t>
       </w:r>
     </w:p>
     <w:p>
       <w:pPr>
-        <w:pStyle w:val="Heading2"/>
-      </w:pPr>
-      <w:r>
-        <w:rPr>
-          <w:lang w:val="en_US" w:bidi="en_US"/>
-        </w:rPr>
-        <w:t>Recipients</w:t>
+        <w:pStyle w:val="ListNumber"/>
+        <w:numPr>
+          <w:ilvl w:val="0"/>
+          <w:numId w:val="15"/>
+        </w:numPr>
+        <w:spacing w:line="240" w:lineRule="auto"/>
+        <w:ind w:left="720"/>
+      </w:pPr>
+      <w:r>
+        <w:rPr>
+          <w:lang w:val="en_US" w:bidi="en_US"/>
+        </w:rPr>
+      </w:r>
+      <w:r>
+        <w:rPr>
+          <w:lang w:val="en_US" w:bidi="en_US"/>
+        </w:rPr>
+        <w:t>Hebrews is written in excellent Greek. Its words and structure show that the author was highly educated.</w:t>
+      </w:r>
+    </w:p>
+    <w:p>
+      <w:pPr>
+        <w:pStyle w:val="ListNumber"/>
+        <w:spacing w:line="240" w:lineRule="auto"/>
+        <w:ind w:left="720"/>
+      </w:pPr>
+      <w:r>
+        <w:rPr>
+          <w:lang w:val="en_US" w:bidi="en_US"/>
+        </w:rPr>
+      </w:r>
+      <w:r>
+        <w:rPr>
+          <w:lang w:val="en_US" w:bidi="en_US"/>
+        </w:rPr>
+        <w:t xml:space="preserve">The author was likely a powerful preacher. The author knew how to explain Scripture well and seems to have known large parts of the Old Testament by memory. </w:t>
+      </w:r>
+    </w:p>
+    <w:p>
+      <w:pPr>
+        <w:pStyle w:val="ListNumber"/>
+        <w:spacing w:line="240" w:lineRule="auto"/>
+        <w:ind w:left="720"/>
+      </w:pPr>
+      <w:r>
+        <w:rPr>
+          <w:lang w:val="en_US" w:bidi="en_US"/>
+        </w:rPr>
+      </w:r>
+      <w:r>
+        <w:rPr>
+          <w:lang w:val="en_US" w:bidi="en_US"/>
+        </w:rPr>
+        <w:t xml:space="preserve">Most importantly, the author was a Christian leader who cared deeply for the readers. The author spoke to them with urgency and strong concern. </w:t>
       </w:r>
     </w:p>
     <w:p>
@@ -1031,25 +1308,18 @@
         <w:rPr>
           <w:lang w:val="en_US" w:bidi="en_US"/>
         </w:rPr>
-        <w:t>The author writes, “Greet all your leaders and all the believers there. The believers from Italy send you their greetings” (</w:t>
-      </w:r>
-      <w:hyperlink r:id="rId45">
-        <w:r>
-          <w:rPr>
-            <w:lang w:val="en_US" w:bidi="en_US"/>
-          </w:rPr>
-          <w:rPr>
-            <w:color w:val="0000EE"/>
-            <w:u w:val="single"/>
-          </w:rPr>
-          <w:t>Heb 13:24</w:t>
-        </w:r>
-      </w:hyperlink>
-      <w:r>
-        <w:rPr>
-          <w:lang w:val="en_US" w:bidi="en_US"/>
-        </w:rPr>
-        <w:t>). The author seems to have been writing back to Italy, and probably to Rome, sending greetings from Italian Christians who had traveled abroad.</w:t>
+        <w:t>Hebrews is not only a theological work, or a careful study about God and faith. It is also a pastoral appeal, a message from a leader who wants to help struggling Christians remain faithful to Christ.</w:t>
+      </w:r>
+    </w:p>
+    <w:p>
+      <w:pPr>
+        <w:pStyle w:val="Heading2"/>
+      </w:pPr>
+      <w:r>
+        <w:rPr>
+          <w:lang w:val="en_US" w:bidi="en_US"/>
+        </w:rPr>
+        <w:t>Recipients</w:t>
       </w:r>
     </w:p>
     <w:p>
@@ -1063,18 +1333,37 @@
         <w:rPr>
           <w:lang w:val="en_US" w:bidi="en_US"/>
         </w:rPr>
-        <w:t>Those addressed in this letter seem to have had some background in Jewish worship. The author’s use of the Old Testament and the theological concepts that are presented would have been familiar to those of the synagogue in the Mediterranean world. This does not necessarily mean that all of the recipients were Jews, since many Gentiles were part of the synagogue as “God-fearers” who worshiped the God of Israel.</w:t>
-      </w:r>
-    </w:p>
-    <w:p>
-      <w:pPr>
-        <w:pStyle w:val="Heading2"/>
-      </w:pPr>
-      <w:r>
-        <w:rPr>
-          <w:lang w:val="en_US" w:bidi="en_US"/>
-        </w:rPr>
-        <w:t>Occasion of Writing</w:t>
+        <w:t>The author writes, “</w:t>
+      </w:r>
+      <w:r>
+        <w:rPr>
+          <w:lang w:val="en_US" w:bidi="en_US"/>
+        </w:rPr>
+        <w:t>Greet all your leaders and all the saints. Those from Italy send you greetings</w:t>
+      </w:r>
+      <w:r>
+        <w:rPr>
+          <w:lang w:val="en_US" w:bidi="en_US"/>
+        </w:rPr>
+        <w:t>” (</w:t>
+      </w:r>
+      <w:hyperlink r:id="rId45">
+        <w:r>
+          <w:rPr>
+            <w:lang w:val="en_US" w:bidi="en_US"/>
+          </w:rPr>
+          <w:rPr>
+            <w:color w:val="0000EE"/>
+            <w:u w:val="single"/>
+          </w:rPr>
+          <w:t>Hebrews 13:24</w:t>
+        </w:r>
+      </w:hyperlink>
+      <w:r>
+        <w:rPr>
+          <w:lang w:val="en_US" w:bidi="en_US"/>
+        </w:rPr>
+        <w:t>). This suggests that the author was writing back to Italy, and probably to Rome. He was sending greetings from Italian Christians who were living or traveling in another place.</w:t>
       </w:r>
     </w:p>
     <w:p>
@@ -1088,7 +1377,32 @@
         <w:rPr>
           <w:lang w:val="en_US" w:bidi="en_US"/>
         </w:rPr>
-        <w:t xml:space="preserve">Some in the Christian community were evidently struggling to maintain their commitment as they were being persecuted. Passages such as </w:t>
+        <w:t>This letter's first recipients seem to have known something about Jewish worship. The author often uses the Old Testament and teaches ideas that people in synagogues around the Mediterranean world would have known. This does not mean that all the first recipients were Jews. Many Gentiles were also connected to synagogues. Some were called God-fearers because they worshiped the God of Israel.</w:t>
+      </w:r>
+    </w:p>
+    <w:p>
+      <w:pPr>
+        <w:pStyle w:val="Heading2"/>
+      </w:pPr>
+      <w:r>
+        <w:rPr>
+          <w:lang w:val="en_US" w:bidi="en_US"/>
+        </w:rPr>
+        <w:t>Occasion for Writing</w:t>
+      </w:r>
+    </w:p>
+    <w:p>
+      <w:pPr/>
+      <w:r>
+        <w:rPr>
+          <w:lang w:val="en_US" w:bidi="en_US"/>
+        </w:rPr>
+      </w:r>
+      <w:r>
+        <w:rPr>
+          <w:lang w:val="en_US" w:bidi="en_US"/>
+        </w:rPr>
+        <w:t xml:space="preserve">Some Christians in this community were struggling to stay faithful while they suffered for their faith. </w:t>
       </w:r>
       <w:hyperlink r:id="rId46">
         <w:r>
@@ -1106,7 +1420,7 @@
         <w:rPr>
           <w:lang w:val="en_US" w:bidi="en_US"/>
         </w:rPr>
-        <w:t xml:space="preserve"> suggest that this group of believers, which had faced persecution in the past, was facing it again. In the crucible of having to stand for Christ and the church in the face of public opposition, some were faltering spiritually and others had apparently turned their backs on the faith altogether. The author thus challenges this group of professed Christ followers to endure in their public profession of Christ.</w:t>
+        <w:t xml:space="preserve"> suggests that these believers had faced persecution before and were facing it again. They had to remain faithful to Christ and the church while other people opposed them in public. Some were becoming weak in their faith. Others may have left the faith completely. So the author urges these people, who said they followed Christ, to keep openly trusting Christ and remain faithful to him.</w:t>
       </w:r>
     </w:p>
     <w:p>
@@ -1120,7 +1434,21 @@
         <w:rPr>
           <w:lang w:val="en_US" w:bidi="en_US"/>
         </w:rPr>
-        <w:t xml:space="preserve">If we are correct that Rome is the destination for this book, this word of exhortation might have been precipitated by the persecution that occurred under the emperor Nero, whose intense persecution and martyrdom of Christians in the mid-60s AD is well known. It is also possible that Hebrews was written after AD 70. This seems less likely, however, because at the time Hebrews was written, apparently no one in the community had faced martyrdom (see </w:t>
+        <w:t>If Hebrews was written to Rome, then this message of encouragement may have been written because of persecution under Emperor Nero. Nero strongly persecuted Christians in the mid-60s AD, and some Christians were killed for their faith.</w:t>
+      </w:r>
+    </w:p>
+    <w:p>
+      <w:pPr/>
+      <w:r>
+        <w:rPr>
+          <w:lang w:val="en_US" w:bidi="en_US"/>
+        </w:rPr>
+      </w:r>
+      <w:r>
+        <w:rPr>
+          <w:lang w:val="en_US" w:bidi="en_US"/>
+        </w:rPr>
+        <w:t xml:space="preserve">Hebrews may also have been written after AD 70. But this seems less likely. When Hebrews was written, it appears that no one in the community had yet been killed for their faith (see </w:t>
       </w:r>
       <w:hyperlink r:id="rId47">
         <w:r>
@@ -1138,7 +1466,7 @@
         <w:rPr>
           <w:lang w:val="en_US" w:bidi="en_US"/>
         </w:rPr>
-        <w:t>), but the pressure of persecution was on the rise.</w:t>
+        <w:t>). Still, the pressure of persecution was increasing.</w:t>
       </w:r>
     </w:p>
     <w:p>
@@ -1181,7 +1509,7 @@
         <w:rPr>
           <w:lang w:val="en_US" w:bidi="en_US"/>
         </w:rPr>
-        <w:t>), and there are dire consequences for those who do not listen and respond with obedience to that word (</w:t>
+        <w:t>). Those who do not listen and obey will face serious judgment (</w:t>
       </w:r>
       <w:hyperlink r:id="rId49">
         <w:r>
@@ -1199,7 +1527,7 @@
         <w:rPr>
           <w:lang w:val="en_US" w:bidi="en_US"/>
         </w:rPr>
-        <w:t>). In the end, Jesus, the creator and sustainer of the universe (</w:t>
+        <w:t>).Jesus created the universe and keeps it in existence (</w:t>
       </w:r>
       <w:hyperlink r:id="rId50">
         <w:r>
@@ -1217,7 +1545,7 @@
         <w:rPr>
           <w:lang w:val="en_US" w:bidi="en_US"/>
         </w:rPr>
-        <w:t>), will put away the created order like a person rolls up an article of old clothing (</w:t>
+        <w:t>). In the end, he will bring the present creation to an end. Hebrews compares this to someone rolling up old clothing and putting it away (</w:t>
       </w:r>
       <w:hyperlink r:id="rId51">
         <w:r>
@@ -1249,7 +1577,7 @@
         <w:rPr>
           <w:lang w:val="en_US" w:bidi="en_US"/>
         </w:rPr>
-        <w:t>Jesus is supremely worthy of our commitment, worship, and endurance in the faith. He is superior to the angels (</w:t>
+        <w:t>Jesus is fully worthy of our faithfulness, worship, and patient trust. He is greater than the angels (</w:t>
       </w:r>
       <w:hyperlink r:id="rId52">
         <w:r>
@@ -1267,7 +1595,7 @@
         <w:rPr>
           <w:lang w:val="en_US" w:bidi="en_US"/>
         </w:rPr>
-        <w:t>), to Moses (</w:t>
+        <w:t>). He is greater than Moses (</w:t>
       </w:r>
       <w:hyperlink r:id="rId53">
         <w:r>
@@ -1285,7 +1613,7 @@
         <w:rPr>
           <w:lang w:val="en_US" w:bidi="en_US"/>
         </w:rPr>
-        <w:t>), and to the Levitical priesthood of the old covenant (</w:t>
+        <w:t>). He is also greater than the Levitical priesthood, the priests from Levi’s family line who served under the old covenant (</w:t>
       </w:r>
       <w:hyperlink r:id="rId31">
         <w:r>
@@ -1335,7 +1663,7 @@
         <w:rPr>
           <w:lang w:val="en_US" w:bidi="en_US"/>
         </w:rPr>
-        <w:t>Jesus has made a new, heavenly covenant, offering himself once for all through his own death (</w:t>
+        <w:t>esus has made a new, heavenly covenant, with God’s people. He offered himself once for all when he died (</w:t>
       </w:r>
       <w:hyperlink r:id="rId35">
         <w:r>
@@ -1353,7 +1681,7 @@
         <w:rPr>
           <w:lang w:val="en_US" w:bidi="en_US"/>
         </w:rPr>
-        <w:t>). In his incarnation he endured as a faithful Son (</w:t>
+        <w:t>). In his incarnation, when he became human, Jesus remained faithful as God’s Son (</w:t>
       </w:r>
       <w:hyperlink r:id="rId53">
         <w:r>
@@ -1407,7 +1735,7 @@
         <w:rPr>
           <w:lang w:val="en_US" w:bidi="en_US"/>
         </w:rPr>
-        <w:t>), and in his exaltation he reigns as the supreme Lord of the universe (</w:t>
+        <w:t>). In his exaltation, when God raised him to the highest place of honor, Jesus rules as the Lord of all creation (</w:t>
       </w:r>
       <w:hyperlink r:id="rId57">
         <w:r>
@@ -1443,7 +1771,7 @@
         <w:rPr>
           <w:lang w:val="en_US" w:bidi="en_US"/>
         </w:rPr>
-        <w:t>). Jesus thus provides us with a superior basis for persevering in the Christian life and having hope for the future.</w:t>
+        <w:t>). Because Jesus is greater than all others and has completed God’s saving work, Christians have the strongest reason to stay faithful to him and trust God’s future promise.</w:t>
       </w:r>
     </w:p>
     <w:p>
@@ -1457,7 +1785,7 @@
         <w:rPr>
           <w:lang w:val="en_US" w:bidi="en_US"/>
         </w:rPr>
-        <w:t xml:space="preserve">We can also look to positive examples of others who have been faithful in their journey to God’s eternal city (see </w:t>
+        <w:t xml:space="preserve">We can learn from people who stayed faithful as they moved toward God’s eternal city (see </w:t>
       </w:r>
       <w:hyperlink r:id="rId59">
         <w:r>
@@ -1511,7 +1839,7 @@
         <w:rPr>
           <w:lang w:val="en_US" w:bidi="en_US"/>
         </w:rPr>
-        <w:t xml:space="preserve">), and to negative examples of those who fell through disobedience (see </w:t>
+        <w:t xml:space="preserve">). We can also learn from people who disobeyed God and fell away from him (see </w:t>
       </w:r>
       <w:hyperlink r:id="rId61">
         <w:r>
@@ -1547,7 +1875,7 @@
         <w:rPr>
           <w:lang w:val="en_US" w:bidi="en_US"/>
         </w:rPr>
-        <w:t>). And we can embrace God’s promises to us concerning our inheritance as his children (</w:t>
+        <w:t xml:space="preserve">). And we can trust God’s promises about our inheritance, the future blessing he gives to his children (see </w:t>
       </w:r>
       <w:hyperlink r:id="rId62">
         <w:r>
@@ -1615,7 +1943,7 @@
         <w:rPr>
           <w:lang w:val="en_US" w:bidi="en_US"/>
         </w:rPr>
-        <w:t>Because of Jesus, we can live as faithful members of the Christian community in our relationships and in our worship (</w:t>
+        <w:t>Because of Jesus, we can live as faithful members of the Christian community. We can honor him in our relationships and in our worship (</w:t>
       </w:r>
       <w:hyperlink r:id="rId65">
         <w:r>
@@ -1633,7 +1961,7 @@
         <w:rPr>
           <w:lang w:val="en_US" w:bidi="en_US"/>
         </w:rPr>
-        <w:t>). Our perseverance in the Christian faith will be directly proportional to the clarity with which we understand who Jesus is and what he has accomplished on our behalf.</w:t>
+        <w:t>). We can follow Christ more faithfully as we understand him more clearly. We need to know who Jesus is and what he has done for us.</w:t>
       </w:r>
       <w:r>
         <w:rPr>
@@ -3535,6 +3863,18 @@
   </w:num>
   <w:num w:numId="13" w16cid:durableId="592781308">
     <w:abstractNumId w:val="11"/>
+  </w:num>
+  <w:num w:numId="14">
+    <w:abstractNumId w:val="3"/>
+    <w:lvlOverride w:ilvl="0">
+      <w:startOverride w:val="1"/>
+    </w:lvlOverride>
+  </w:num>
+  <w:num w:numId="15">
+    <w:abstractNumId w:val="3"/>
+    <w:lvlOverride w:ilvl="0">
+      <w:startOverride w:val="1"/>
+    </w:lvlOverride>
   </w:num>
   <w:numIdMacAtCleanup w:val="10"/>
 </w:numbering>

--- a/eng/docx/58.content.docx
+++ b/eng/docx/58.content.docx
@@ -19,7 +19,7 @@
         <w:rPr>
           <w:lang w:val="en_US" w:bidi="en_US"/>
         </w:rPr>
-        <w:t>Resource: Tyndale Open Study Notes</w:t>
+        <w:t>Resource: Aquifer Open Study Notes (Book Intros)</w:t>
       </w:r>
       <w:r>
         <w:rPr>
@@ -112,7 +112,7 @@
         <w:rPr>
           <w:lang w:val="en_US" w:bidi="en_US"/>
         </w:rPr>
-        <w:t>Tyndale Open Study Notes</w:t>
+        <w:t>Aquifer Open Study Notes (Book Intros)</w:t>
       </w:r>
     </w:p>
     <w:p>

--- a/eng/docx/58.content.docx
+++ b/eng/docx/58.content.docx
@@ -314,18 +314,12 @@
         </w:rPr>
         <w:t>Hebrews was probably written to believers who met in house churches in Rome in the early 60s AD. The Christian community in Rome may have begun in the AD 30s. Some people from Rome were present at Pentecost, the day when the Holy Spirit came on the followers of Jesus (</w:t>
       </w:r>
-      <w:hyperlink r:id="rId13">
-        <w:r>
-          <w:rPr>
-            <w:lang w:val="en_US" w:bidi="en_US"/>
-          </w:rPr>
-          <w:rPr>
-            <w:color w:val="0000EE"/>
-            <w:u w:val="single"/>
-          </w:rPr>
-          <w:t>Acts 2:10</w:t>
-        </w:r>
-      </w:hyperlink>
+      <w:r>
+        <w:rPr>
+          <w:lang w:val="en_US" w:bidi="en_US"/>
+        </w:rPr>
+        <w:t>Acts 2:10</w:t>
+      </w:r>
       <w:r>
         <w:rPr>
           <w:lang w:val="en_US" w:bidi="en_US"/>
@@ -346,72 +340,48 @@
         </w:rPr>
         <w:t>The believers in Rome had shown courage and endurance, or patient faithfulness, during hard times (</w:t>
       </w:r>
-      <w:hyperlink r:id="rId14">
-        <w:r>
-          <w:rPr>
-            <w:lang w:val="en_US" w:bidi="en_US"/>
-          </w:rPr>
-          <w:rPr>
-            <w:color w:val="0000EE"/>
-            <w:u w:val="single"/>
-          </w:rPr>
-          <w:t>Hebrews 10:32–34</w:t>
-        </w:r>
-      </w:hyperlink>
+      <w:r>
+        <w:rPr>
+          <w:lang w:val="en_US" w:bidi="en_US"/>
+        </w:rPr>
+        <w:t>Hebrews 10:32–34</w:t>
+      </w:r>
       <w:r>
         <w:rPr>
           <w:lang w:val="en_US" w:bidi="en_US"/>
         </w:rPr>
         <w:t>). But by the time Hebrews was written, some believers were no longer eager to listen to God and obey him (</w:t>
       </w:r>
-      <w:hyperlink r:id="rId15">
-        <w:r>
-          <w:rPr>
-            <w:lang w:val="en_US" w:bidi="en_US"/>
-          </w:rPr>
-          <w:rPr>
-            <w:color w:val="0000EE"/>
-            <w:u w:val="single"/>
-          </w:rPr>
-          <w:t>5:11–14</w:t>
-        </w:r>
-      </w:hyperlink>
+      <w:r>
+        <w:rPr>
+          <w:lang w:val="en_US" w:bidi="en_US"/>
+        </w:rPr>
+        <w:t>5:11–14</w:t>
+      </w:r>
       <w:r>
         <w:rPr>
           <w:lang w:val="en_US" w:bidi="en_US"/>
         </w:rPr>
         <w:t>). Some were in danger of drifting away from what they had heard about Christ (</w:t>
       </w:r>
-      <w:hyperlink r:id="rId16">
-        <w:r>
-          <w:rPr>
-            <w:lang w:val="en_US" w:bidi="en_US"/>
-          </w:rPr>
-          <w:rPr>
-            <w:color w:val="0000EE"/>
-            <w:u w:val="single"/>
-          </w:rPr>
-          <w:t>2:1</w:t>
-        </w:r>
-      </w:hyperlink>
+      <w:r>
+        <w:rPr>
+          <w:lang w:val="en_US" w:bidi="en_US"/>
+        </w:rPr>
+        <w:t>2:1</w:t>
+      </w:r>
       <w:r>
         <w:rPr>
           <w:lang w:val="en_US" w:bidi="en_US"/>
         </w:rPr>
         <w:t>). Some may have even left Christ and the church (</w:t>
       </w:r>
-      <w:hyperlink r:id="rId17">
-        <w:r>
-          <w:rPr>
-            <w:lang w:val="en_US" w:bidi="en_US"/>
-          </w:rPr>
-          <w:rPr>
-            <w:color w:val="0000EE"/>
-            <w:u w:val="single"/>
-          </w:rPr>
-          <w:t>6:4–8</w:t>
-        </w:r>
-      </w:hyperlink>
+      <w:r>
+        <w:rPr>
+          <w:lang w:val="en_US" w:bidi="en_US"/>
+        </w:rPr>
+        <w:t>6:4–8</w:t>
+      </w:r>
       <w:r>
         <w:rPr>
           <w:lang w:val="en_US" w:bidi="en_US"/>
@@ -471,18 +441,12 @@
         </w:rPr>
         <w:t>After the opening of the sermon (</w:t>
       </w:r>
-      <w:hyperlink r:id="rId18">
-        <w:r>
-          <w:rPr>
-            <w:lang w:val="en_US" w:bidi="en_US"/>
-          </w:rPr>
-          <w:rPr>
-            <w:color w:val="0000EE"/>
-            <w:u w:val="single"/>
-          </w:rPr>
-          <w:t>1:1–4</w:t>
-        </w:r>
-      </w:hyperlink>
+      <w:r>
+        <w:rPr>
+          <w:lang w:val="en_US" w:bidi="en_US"/>
+        </w:rPr>
+        <w:t>1:1–4</w:t>
+      </w:r>
       <w:r>
         <w:rPr>
           <w:lang w:val="en_US" w:bidi="en_US"/>
@@ -503,108 +467,72 @@
         </w:rPr>
         <w:t>The first section explains the Son's relationship to the angels (</w:t>
       </w:r>
-      <w:hyperlink r:id="rId19">
-        <w:r>
-          <w:rPr>
-            <w:lang w:val="en_US" w:bidi="en_US"/>
-          </w:rPr>
-          <w:rPr>
-            <w:color w:val="0000EE"/>
-            <w:u w:val="single"/>
-          </w:rPr>
-          <w:t>1:5–2:18</w:t>
-        </w:r>
-      </w:hyperlink>
+      <w:r>
+        <w:rPr>
+          <w:lang w:val="en_US" w:bidi="en_US"/>
+        </w:rPr>
+        <w:t>1:5–2:18</w:t>
+      </w:r>
       <w:r>
         <w:rPr>
           <w:lang w:val="en_US" w:bidi="en_US"/>
         </w:rPr>
         <w:t>). Angels are God’s servants (</w:t>
       </w:r>
-      <w:hyperlink r:id="rId20">
-        <w:r>
-          <w:rPr>
-            <w:lang w:val="en_US" w:bidi="en_US"/>
-          </w:rPr>
-          <w:rPr>
-            <w:color w:val="0000EE"/>
-            <w:u w:val="single"/>
-          </w:rPr>
-          <w:t>1:6–7</w:t>
-        </w:r>
-      </w:hyperlink>
+      <w:r>
+        <w:rPr>
+          <w:lang w:val="en_US" w:bidi="en_US"/>
+        </w:rPr>
+        <w:t>1:6–7</w:t>
+      </w:r>
       <w:r>
         <w:rPr>
           <w:lang w:val="en_US" w:bidi="en_US"/>
         </w:rPr>
         <w:t xml:space="preserve">, </w:t>
       </w:r>
-      <w:hyperlink r:id="rId21">
-        <w:r>
-          <w:rPr>
-            <w:lang w:val="en_US" w:bidi="en_US"/>
-          </w:rPr>
-          <w:rPr>
-            <w:color w:val="0000EE"/>
-            <w:u w:val="single"/>
-          </w:rPr>
-          <w:t>14</w:t>
-        </w:r>
-      </w:hyperlink>
+      <w:r>
+        <w:rPr>
+          <w:lang w:val="en_US" w:bidi="en_US"/>
+        </w:rPr>
+        <w:t>14</w:t>
+      </w:r>
       <w:r>
         <w:rPr>
           <w:lang w:val="en_US" w:bidi="en_US"/>
         </w:rPr>
         <w:t>). But the Son is greater than the angels. He has been exalted, or lifted up to the highest place of honor (</w:t>
       </w:r>
-      <w:hyperlink r:id="rId22">
-        <w:r>
-          <w:rPr>
-            <w:lang w:val="en_US" w:bidi="en_US"/>
-          </w:rPr>
-          <w:rPr>
-            <w:color w:val="0000EE"/>
-            <w:u w:val="single"/>
-          </w:rPr>
-          <w:t>1:13</w:t>
-        </w:r>
-      </w:hyperlink>
+      <w:r>
+        <w:rPr>
+          <w:lang w:val="en_US" w:bidi="en_US"/>
+        </w:rPr>
+        <w:t>1:13</w:t>
+      </w:r>
       <w:r>
         <w:rPr>
           <w:lang w:val="en_US" w:bidi="en_US"/>
         </w:rPr>
         <w:t>). He has a unique relationship with the Father (</w:t>
       </w:r>
-      <w:hyperlink r:id="rId23">
-        <w:r>
-          <w:rPr>
-            <w:lang w:val="en_US" w:bidi="en_US"/>
-          </w:rPr>
-          <w:rPr>
-            <w:color w:val="0000EE"/>
-            <w:u w:val="single"/>
-          </w:rPr>
-          <w:t>1:5</w:t>
-        </w:r>
-      </w:hyperlink>
+      <w:r>
+        <w:rPr>
+          <w:lang w:val="en_US" w:bidi="en_US"/>
+        </w:rPr>
+        <w:t>1:5</w:t>
+      </w:r>
       <w:r>
         <w:rPr>
           <w:lang w:val="en_US" w:bidi="en_US"/>
         </w:rPr>
         <w:t>). He is the Lord, the creator, and the one who keeps the universe in existence. He is God (</w:t>
       </w:r>
-      <w:hyperlink r:id="rId24">
-        <w:r>
-          <w:rPr>
-            <w:lang w:val="en_US" w:bidi="en_US"/>
-          </w:rPr>
-          <w:rPr>
-            <w:color w:val="0000EE"/>
-            <w:u w:val="single"/>
-          </w:rPr>
-          <w:t>1:8–12</w:t>
-        </w:r>
-      </w:hyperlink>
+      <w:r>
+        <w:rPr>
+          <w:lang w:val="en_US" w:bidi="en_US"/>
+        </w:rPr>
+        <w:t>1:8–12</w:t>
+      </w:r>
       <w:r>
         <w:rPr>
           <w:lang w:val="en_US" w:bidi="en_US"/>
@@ -625,18 +553,12 @@
         </w:rPr>
         <w:t>The author then urges the believers to pay close attention to the message of salvation they have received, God’s rescue from sin and death through Christ (</w:t>
       </w:r>
-      <w:hyperlink r:id="rId25">
-        <w:r>
-          <w:rPr>
-            <w:lang w:val="en_US" w:bidi="en_US"/>
-          </w:rPr>
-          <w:rPr>
-            <w:color w:val="0000EE"/>
-            <w:u w:val="single"/>
-          </w:rPr>
-          <w:t>2:1–4</w:t>
-        </w:r>
-      </w:hyperlink>
+      <w:r>
+        <w:rPr>
+          <w:lang w:val="en_US" w:bidi="en_US"/>
+        </w:rPr>
+        <w:t>2:1–4</w:t>
+      </w:r>
       <w:r>
         <w:rPr>
           <w:lang w:val="en_US" w:bidi="en_US"/>
@@ -657,36 +579,24 @@
         </w:rPr>
         <w:t>Then the author continues his teaching. When Christ became human, he was made lower than the angels for a short time (</w:t>
       </w:r>
-      <w:hyperlink r:id="rId26">
-        <w:r>
-          <w:rPr>
-            <w:lang w:val="en_US" w:bidi="en_US"/>
-          </w:rPr>
-          <w:rPr>
-            <w:color w:val="0000EE"/>
-            <w:u w:val="single"/>
-          </w:rPr>
-          <w:t>2:5–9</w:t>
-        </w:r>
-      </w:hyperlink>
+      <w:r>
+        <w:rPr>
+          <w:lang w:val="en_US" w:bidi="en_US"/>
+        </w:rPr>
+        <w:t>2:5–9</w:t>
+      </w:r>
       <w:r>
         <w:rPr>
           <w:lang w:val="en_US" w:bidi="en_US"/>
         </w:rPr>
         <w:t>). Jesus shared our flesh and blood, which means he became fully human. He did this so he could die and set us free (</w:t>
       </w:r>
-      <w:hyperlink r:id="rId27">
-        <w:r>
-          <w:rPr>
-            <w:lang w:val="en_US" w:bidi="en_US"/>
-          </w:rPr>
-          <w:rPr>
-            <w:color w:val="0000EE"/>
-            <w:u w:val="single"/>
-          </w:rPr>
-          <w:t>2:10–18</w:t>
-        </w:r>
-      </w:hyperlink>
+      <w:r>
+        <w:rPr>
+          <w:lang w:val="en_US" w:bidi="en_US"/>
+        </w:rPr>
+        <w:t>2:10–18</w:t>
+      </w:r>
       <w:r>
         <w:rPr>
           <w:lang w:val="en_US" w:bidi="en_US"/>
@@ -707,18 +617,12 @@
         </w:rPr>
         <w:t>After this first teaching section, the author gives a warning and encouragement (</w:t>
       </w:r>
-      <w:hyperlink r:id="rId28">
-        <w:r>
-          <w:rPr>
-            <w:lang w:val="en_US" w:bidi="en_US"/>
-          </w:rPr>
-          <w:rPr>
-            <w:color w:val="0000EE"/>
-            <w:u w:val="single"/>
-          </w:rPr>
-          <w:t>3:1–4:13</w:t>
-        </w:r>
-      </w:hyperlink>
+      <w:r>
+        <w:rPr>
+          <w:lang w:val="en_US" w:bidi="en_US"/>
+        </w:rPr>
+        <w:t>3:1–4:13</w:t>
+      </w:r>
       <w:r>
         <w:rPr>
           <w:lang w:val="en_US" w:bidi="en_US"/>
@@ -739,18 +643,12 @@
         </w:rPr>
         <w:t>The second main section explains the Son’s role as our high priest (</w:t>
       </w:r>
-      <w:hyperlink r:id="rId29">
-        <w:r>
-          <w:rPr>
-            <w:lang w:val="en_US" w:bidi="en_US"/>
-          </w:rPr>
-          <w:rPr>
-            <w:color w:val="0000EE"/>
-            <w:u w:val="single"/>
-          </w:rPr>
-          <w:t>4:14–10:18</w:t>
-        </w:r>
-      </w:hyperlink>
+      <w:r>
+        <w:rPr>
+          <w:lang w:val="en_US" w:bidi="en_US"/>
+        </w:rPr>
+        <w:t>4:14–10:18</w:t>
+      </w:r>
       <w:r>
         <w:rPr>
           <w:lang w:val="en_US" w:bidi="en_US"/>
@@ -771,54 +669,36 @@
         </w:rPr>
         <w:t>The author first introduces this theme (</w:t>
       </w:r>
-      <w:hyperlink r:id="rId30">
-        <w:r>
-          <w:rPr>
-            <w:lang w:val="en_US" w:bidi="en_US"/>
-          </w:rPr>
-          <w:rPr>
-            <w:color w:val="0000EE"/>
-            <w:u w:val="single"/>
-          </w:rPr>
-          <w:t>4:14–16</w:t>
-        </w:r>
-      </w:hyperlink>
+      <w:r>
+        <w:rPr>
+          <w:lang w:val="en_US" w:bidi="en_US"/>
+        </w:rPr>
+        <w:t>4:14–16</w:t>
+      </w:r>
       <w:r>
         <w:rPr>
           <w:lang w:val="en_US" w:bidi="en_US"/>
         </w:rPr>
         <w:t>). Then he explains that God appointed the Son as the greater high priest (</w:t>
       </w:r>
-      <w:hyperlink r:id="rId31">
-        <w:r>
-          <w:rPr>
-            <w:lang w:val="en_US" w:bidi="en_US"/>
-          </w:rPr>
-          <w:rPr>
-            <w:color w:val="0000EE"/>
-            <w:u w:val="single"/>
-          </w:rPr>
-          <w:t>5:1–10</w:t>
-        </w:r>
-      </w:hyperlink>
+      <w:r>
+        <w:rPr>
+          <w:lang w:val="en_US" w:bidi="en_US"/>
+        </w:rPr>
+        <w:t>5:1–10</w:t>
+      </w:r>
       <w:r>
         <w:rPr>
           <w:lang w:val="en_US" w:bidi="en_US"/>
         </w:rPr>
         <w:t>). After this, the author warns the believers about their lack of spiritual growth (</w:t>
       </w:r>
-      <w:hyperlink r:id="rId32">
-        <w:r>
-          <w:rPr>
-            <w:lang w:val="en_US" w:bidi="en_US"/>
-          </w:rPr>
-          <w:rPr>
-            <w:color w:val="0000EE"/>
-            <w:u w:val="single"/>
-          </w:rPr>
-          <w:t>5:11–6:20</w:t>
-        </w:r>
-      </w:hyperlink>
+      <w:r>
+        <w:rPr>
+          <w:lang w:val="en_US" w:bidi="en_US"/>
+        </w:rPr>
+        <w:t>5:11–6:20</w:t>
+      </w:r>
       <w:r>
         <w:rPr>
           <w:lang w:val="en_US" w:bidi="en_US"/>
@@ -839,18 +719,12 @@
         </w:rPr>
         <w:t>The author then discusses Melchizedek. Melchizedek was a priest and king in the Old Testament. The author shows that Melchizedek was greater than the priests from Levi’s family line(</w:t>
       </w:r>
-      <w:hyperlink r:id="rId33">
-        <w:r>
-          <w:rPr>
-            <w:lang w:val="en_US" w:bidi="en_US"/>
-          </w:rPr>
-          <w:rPr>
-            <w:color w:val="0000EE"/>
-            <w:u w:val="single"/>
-          </w:rPr>
-          <w:t>7:1–10</w:t>
-        </w:r>
-      </w:hyperlink>
+      <w:r>
+        <w:rPr>
+          <w:lang w:val="en_US" w:bidi="en_US"/>
+        </w:rPr>
+        <w:t>7:1–10</w:t>
+      </w:r>
       <w:r>
         <w:rPr>
           <w:lang w:val="en_US" w:bidi="en_US"/>
@@ -869,18 +743,12 @@
         </w:rPr>
         <w:t>(</w:t>
       </w:r>
-      <w:hyperlink r:id="rId34">
-        <w:r>
-          <w:rPr>
-            <w:lang w:val="en_US" w:bidi="en_US"/>
-          </w:rPr>
-          <w:rPr>
-            <w:color w:val="0000EE"/>
-            <w:u w:val="single"/>
-          </w:rPr>
-          <w:t>7:11–28</w:t>
-        </w:r>
-      </w:hyperlink>
+      <w:r>
+        <w:rPr>
+          <w:lang w:val="en_US" w:bidi="en_US"/>
+        </w:rPr>
+        <w:t>7:11–28</w:t>
+      </w:r>
       <w:r>
         <w:rPr>
           <w:lang w:val="en_US" w:bidi="en_US"/>
@@ -915,54 +783,36 @@
         </w:rPr>
         <w:t>The author then explains the better offering that this appointed high priest gives (</w:t>
       </w:r>
-      <w:hyperlink r:id="rId35">
-        <w:r>
-          <w:rPr>
-            <w:lang w:val="en_US" w:bidi="en_US"/>
-          </w:rPr>
-          <w:rPr>
-            <w:color w:val="0000EE"/>
-            <w:u w:val="single"/>
-          </w:rPr>
-          <w:t>8:3–10:18</w:t>
-        </w:r>
-      </w:hyperlink>
+      <w:r>
+        <w:rPr>
+          <w:lang w:val="en_US" w:bidi="en_US"/>
+        </w:rPr>
+        <w:t>8:3–10:18</w:t>
+      </w:r>
       <w:r>
         <w:rPr>
           <w:lang w:val="en_US" w:bidi="en_US"/>
         </w:rPr>
         <w:t>). Like the earthly priests, Jesus had to make an offering for sins. But his offering belongs to the new covenant, God’s new binding agreement with his people (</w:t>
       </w:r>
-      <w:hyperlink r:id="rId36">
-        <w:r>
-          <w:rPr>
-            <w:lang w:val="en_US" w:bidi="en_US"/>
-          </w:rPr>
-          <w:rPr>
-            <w:color w:val="0000EE"/>
-            <w:u w:val="single"/>
-          </w:rPr>
-          <w:t>8:7–13</w:t>
-        </w:r>
-      </w:hyperlink>
+      <w:r>
+        <w:rPr>
+          <w:lang w:val="en_US" w:bidi="en_US"/>
+        </w:rPr>
+        <w:t>8:7–13</w:t>
+      </w:r>
       <w:r>
         <w:rPr>
           <w:lang w:val="en_US" w:bidi="en_US"/>
         </w:rPr>
         <w:t>). This offering is greater than the sacrifices of the old covenant (</w:t>
       </w:r>
-      <w:hyperlink r:id="rId37">
-        <w:r>
-          <w:rPr>
-            <w:lang w:val="en_US" w:bidi="en_US"/>
-          </w:rPr>
-          <w:rPr>
-            <w:color w:val="0000EE"/>
-            <w:u w:val="single"/>
-          </w:rPr>
-          <w:t>9:1–10:18</w:t>
-        </w:r>
-      </w:hyperlink>
+      <w:r>
+        <w:rPr>
+          <w:lang w:val="en_US" w:bidi="en_US"/>
+        </w:rPr>
+        <w:t>9:1–10:18</w:t>
+      </w:r>
       <w:r>
         <w:rPr>
           <w:lang w:val="en_US" w:bidi="en_US"/>
@@ -983,36 +833,24 @@
         </w:rPr>
         <w:t>The final main section urges the believers to respond faithfully to the message about Christ (</w:t>
       </w:r>
-      <w:hyperlink r:id="rId38">
-        <w:r>
-          <w:rPr>
-            <w:lang w:val="en_US" w:bidi="en_US"/>
-          </w:rPr>
-          <w:rPr>
-            <w:color w:val="0000EE"/>
-            <w:u w:val="single"/>
-          </w:rPr>
-          <w:t>10:19–13:25</w:t>
-        </w:r>
-      </w:hyperlink>
+      <w:r>
+        <w:rPr>
+          <w:lang w:val="en_US" w:bidi="en_US"/>
+        </w:rPr>
+        <w:t>10:19–13:25</w:t>
+      </w:r>
       <w:r>
         <w:rPr>
           <w:lang w:val="en_US" w:bidi="en_US"/>
         </w:rPr>
         <w:t>). The book ends with a blessing and a formal closing (</w:t>
       </w:r>
-      <w:hyperlink r:id="rId39">
-        <w:r>
-          <w:rPr>
-            <w:lang w:val="en_US" w:bidi="en_US"/>
-          </w:rPr>
-          <w:rPr>
-            <w:color w:val="0000EE"/>
-            <w:u w:val="single"/>
-          </w:rPr>
-          <w:t>13:20–25</w:t>
-        </w:r>
-      </w:hyperlink>
+      <w:r>
+        <w:rPr>
+          <w:lang w:val="en_US" w:bidi="en_US"/>
+        </w:rPr>
+        <w:t>13:20–25</w:t>
+      </w:r>
       <w:r>
         <w:rPr>
           <w:lang w:val="en_US" w:bidi="en_US"/>
@@ -1088,72 +926,48 @@
           <w:lang w:val="en_US" w:bidi="en_US"/>
         </w:rPr>
       </w:r>
-      <w:hyperlink r:id="rId40">
-        <w:r>
-          <w:rPr>
-            <w:lang w:val="en_US" w:bidi="en_US"/>
-          </w:rPr>
-          <w:rPr>
-            <w:color w:val="0000EE"/>
-            <w:u w:val="single"/>
-          </w:rPr>
-          <w:t xml:space="preserve">Hebrews 2:3 </w:t>
-        </w:r>
-      </w:hyperlink>
+      <w:r>
+        <w:rPr>
+          <w:lang w:val="en_US" w:bidi="en_US"/>
+        </w:rPr>
+        <w:t xml:space="preserve">Hebrews 2:3 </w:t>
+      </w:r>
       <w:r>
         <w:rPr>
           <w:lang w:val="en_US" w:bidi="en_US"/>
         </w:rPr>
         <w:t xml:space="preserve">says the author received the good news from people who first heard it from Christ. This does not sound like Paul’s own description of his calling (see </w:t>
       </w:r>
-      <w:hyperlink r:id="rId41">
-        <w:r>
-          <w:rPr>
-            <w:lang w:val="en_US" w:bidi="en_US"/>
-          </w:rPr>
-          <w:rPr>
-            <w:color w:val="0000EE"/>
-            <w:u w:val="single"/>
-          </w:rPr>
-          <w:t>Romans 1:1</w:t>
-        </w:r>
-      </w:hyperlink>
+      <w:r>
+        <w:rPr>
+          <w:lang w:val="en_US" w:bidi="en_US"/>
+        </w:rPr>
+        <w:t>Romans 1:1</w:t>
+      </w:r>
       <w:r>
         <w:rPr>
           <w:lang w:val="en_US" w:bidi="en_US"/>
         </w:rPr>
         <w:t xml:space="preserve">; </w:t>
       </w:r>
-      <w:hyperlink r:id="rId42">
-        <w:r>
-          <w:rPr>
-            <w:lang w:val="en_US" w:bidi="en_US"/>
-          </w:rPr>
-          <w:rPr>
-            <w:color w:val="0000EE"/>
-            <w:u w:val="single"/>
-          </w:rPr>
-          <w:t>1 Corinthians 15:8</w:t>
-        </w:r>
-      </w:hyperlink>
+      <w:r>
+        <w:rPr>
+          <w:lang w:val="en_US" w:bidi="en_US"/>
+        </w:rPr>
+        <w:t>1 Corinthians 15:8</w:t>
+      </w:r>
       <w:r>
         <w:rPr>
           <w:lang w:val="en_US" w:bidi="en_US"/>
         </w:rPr>
         <w:t xml:space="preserve">; </w:t>
       </w:r>
-      <w:hyperlink r:id="rId43">
-        <w:r>
-          <w:rPr>
-            <w:lang w:val="en_US" w:bidi="en_US"/>
-          </w:rPr>
-          <w:rPr>
-            <w:color w:val="0000EE"/>
-            <w:u w:val="single"/>
-          </w:rPr>
-          <w:t>Galatians 1:11–16</w:t>
-        </w:r>
-      </w:hyperlink>
+      <w:r>
+        <w:rPr>
+          <w:lang w:val="en_US" w:bidi="en_US"/>
+        </w:rPr>
+        <w:t>Galatians 1:11–16</w:t>
+      </w:r>
       <w:r>
         <w:rPr>
           <w:lang w:val="en_US" w:bidi="en_US"/>
@@ -1206,18 +1020,12 @@
         </w:rPr>
         <w:t>One popular idea is that Apollos wrote Hebrews. Martin Luther was one of the first to suggest this. In Acts, Luke describes Apollos as an educated man from Alexandria. He spoke well and taught the Scriptures with power (</w:t>
       </w:r>
-      <w:hyperlink r:id="rId44">
-        <w:r>
-          <w:rPr>
-            <w:lang w:val="en_US" w:bidi="en_US"/>
-          </w:rPr>
-          <w:rPr>
-            <w:color w:val="0000EE"/>
-            <w:u w:val="single"/>
-          </w:rPr>
-          <w:t>Acts 18:24–26</w:t>
-        </w:r>
-      </w:hyperlink>
+      <w:r>
+        <w:rPr>
+          <w:lang w:val="en_US" w:bidi="en_US"/>
+        </w:rPr>
+        <w:t>Acts 18:24–26</w:t>
+      </w:r>
       <w:r>
         <w:rPr>
           <w:lang w:val="en_US" w:bidi="en_US"/>
@@ -1347,18 +1155,12 @@
         </w:rPr>
         <w:t>” (</w:t>
       </w:r>
-      <w:hyperlink r:id="rId45">
-        <w:r>
-          <w:rPr>
-            <w:lang w:val="en_US" w:bidi="en_US"/>
-          </w:rPr>
-          <w:rPr>
-            <w:color w:val="0000EE"/>
-            <w:u w:val="single"/>
-          </w:rPr>
-          <w:t>Hebrews 13:24</w:t>
-        </w:r>
-      </w:hyperlink>
+      <w:r>
+        <w:rPr>
+          <w:lang w:val="en_US" w:bidi="en_US"/>
+        </w:rPr>
+        <w:t>Hebrews 13:24</w:t>
+      </w:r>
       <w:r>
         <w:rPr>
           <w:lang w:val="en_US" w:bidi="en_US"/>
@@ -1404,18 +1206,12 @@
         </w:rPr>
         <w:t xml:space="preserve">Some Christians in this community were struggling to stay faithful while they suffered for their faith. </w:t>
       </w:r>
-      <w:hyperlink r:id="rId46">
-        <w:r>
-          <w:rPr>
-            <w:lang w:val="en_US" w:bidi="en_US"/>
-          </w:rPr>
-          <w:rPr>
-            <w:color w:val="0000EE"/>
-            <w:u w:val="single"/>
-          </w:rPr>
-          <w:t>Hebrews 10:32–39</w:t>
-        </w:r>
-      </w:hyperlink>
+      <w:r>
+        <w:rPr>
+          <w:lang w:val="en_US" w:bidi="en_US"/>
+        </w:rPr>
+        <w:t>Hebrews 10:32–39</w:t>
+      </w:r>
       <w:r>
         <w:rPr>
           <w:lang w:val="en_US" w:bidi="en_US"/>
@@ -1450,18 +1246,12 @@
         </w:rPr>
         <w:t xml:space="preserve">Hebrews may also have been written after AD 70. But this seems less likely. When Hebrews was written, it appears that no one in the community had yet been killed for their faith (see </w:t>
       </w:r>
-      <w:hyperlink r:id="rId47">
-        <w:r>
-          <w:rPr>
-            <w:lang w:val="en_US" w:bidi="en_US"/>
-          </w:rPr>
-          <w:rPr>
-            <w:color w:val="0000EE"/>
-            <w:u w:val="single"/>
-          </w:rPr>
-          <w:t>12:4</w:t>
-        </w:r>
-      </w:hyperlink>
+      <w:r>
+        <w:rPr>
+          <w:lang w:val="en_US" w:bidi="en_US"/>
+        </w:rPr>
+        <w:t>12:4</w:t>
+      </w:r>
       <w:r>
         <w:rPr>
           <w:lang w:val="en_US" w:bidi="en_US"/>
@@ -1493,72 +1283,48 @@
         </w:rPr>
         <w:t>God has spoken about his Son and through his Son (</w:t>
       </w:r>
-      <w:hyperlink r:id="rId48">
-        <w:r>
-          <w:rPr>
-            <w:lang w:val="en_US" w:bidi="en_US"/>
-          </w:rPr>
-          <w:rPr>
-            <w:color w:val="0000EE"/>
-            <w:u w:val="single"/>
-          </w:rPr>
-          <w:t>1:1–3</w:t>
-        </w:r>
-      </w:hyperlink>
+      <w:r>
+        <w:rPr>
+          <w:lang w:val="en_US" w:bidi="en_US"/>
+        </w:rPr>
+        <w:t>1:1–3</w:t>
+      </w:r>
       <w:r>
         <w:rPr>
           <w:lang w:val="en_US" w:bidi="en_US"/>
         </w:rPr>
         <w:t>). Those who do not listen and obey will face serious judgment (</w:t>
       </w:r>
-      <w:hyperlink r:id="rId49">
-        <w:r>
-          <w:rPr>
-            <w:lang w:val="en_US" w:bidi="en_US"/>
-          </w:rPr>
-          <w:rPr>
-            <w:color w:val="0000EE"/>
-            <w:u w:val="single"/>
-          </w:rPr>
-          <w:t>2:1–3</w:t>
-        </w:r>
-      </w:hyperlink>
+      <w:r>
+        <w:rPr>
+          <w:lang w:val="en_US" w:bidi="en_US"/>
+        </w:rPr>
+        <w:t>2:1–3</w:t>
+      </w:r>
       <w:r>
         <w:rPr>
           <w:lang w:val="en_US" w:bidi="en_US"/>
         </w:rPr>
         <w:t>).Jesus created the universe and keeps it in existence (</w:t>
       </w:r>
-      <w:hyperlink r:id="rId50">
-        <w:r>
-          <w:rPr>
-            <w:lang w:val="en_US" w:bidi="en_US"/>
-          </w:rPr>
-          <w:rPr>
-            <w:color w:val="0000EE"/>
-            <w:u w:val="single"/>
-          </w:rPr>
-          <w:t>1:2–3</w:t>
-        </w:r>
-      </w:hyperlink>
+      <w:r>
+        <w:rPr>
+          <w:lang w:val="en_US" w:bidi="en_US"/>
+        </w:rPr>
+        <w:t>1:2–3</w:t>
+      </w:r>
       <w:r>
         <w:rPr>
           <w:lang w:val="en_US" w:bidi="en_US"/>
         </w:rPr>
         <w:t>). In the end, he will bring the present creation to an end. Hebrews compares this to someone rolling up old clothing and putting it away (</w:t>
       </w:r>
-      <w:hyperlink r:id="rId51">
-        <w:r>
-          <w:rPr>
-            <w:lang w:val="en_US" w:bidi="en_US"/>
-          </w:rPr>
-          <w:rPr>
-            <w:color w:val="0000EE"/>
-            <w:u w:val="single"/>
-          </w:rPr>
-          <w:t>1:10–12</w:t>
-        </w:r>
-      </w:hyperlink>
+      <w:r>
+        <w:rPr>
+          <w:lang w:val="en_US" w:bidi="en_US"/>
+        </w:rPr>
+        <w:t>1:10–12</w:t>
+      </w:r>
       <w:r>
         <w:rPr>
           <w:lang w:val="en_US" w:bidi="en_US"/>
@@ -1579,72 +1345,48 @@
         </w:rPr>
         <w:t>Jesus is fully worthy of our faithfulness, worship, and patient trust. He is greater than the angels (</w:t>
       </w:r>
-      <w:hyperlink r:id="rId52">
-        <w:r>
-          <w:rPr>
-            <w:lang w:val="en_US" w:bidi="en_US"/>
-          </w:rPr>
-          <w:rPr>
-            <w:color w:val="0000EE"/>
-            <w:u w:val="single"/>
-          </w:rPr>
-          <w:t>1:5–14</w:t>
-        </w:r>
-      </w:hyperlink>
+      <w:r>
+        <w:rPr>
+          <w:lang w:val="en_US" w:bidi="en_US"/>
+        </w:rPr>
+        <w:t>1:5–14</w:t>
+      </w:r>
       <w:r>
         <w:rPr>
           <w:lang w:val="en_US" w:bidi="en_US"/>
         </w:rPr>
         <w:t>). He is greater than Moses (</w:t>
       </w:r>
-      <w:hyperlink r:id="rId53">
-        <w:r>
-          <w:rPr>
-            <w:lang w:val="en_US" w:bidi="en_US"/>
-          </w:rPr>
-          <w:rPr>
-            <w:color w:val="0000EE"/>
-            <w:u w:val="single"/>
-          </w:rPr>
-          <w:t>3:1–6</w:t>
-        </w:r>
-      </w:hyperlink>
+      <w:r>
+        <w:rPr>
+          <w:lang w:val="en_US" w:bidi="en_US"/>
+        </w:rPr>
+        <w:t>3:1–6</w:t>
+      </w:r>
       <w:r>
         <w:rPr>
           <w:lang w:val="en_US" w:bidi="en_US"/>
         </w:rPr>
         <w:t>). He is also greater than the Levitical priesthood, the priests from Levi’s family line who served under the old covenant (</w:t>
       </w:r>
-      <w:hyperlink r:id="rId31">
-        <w:r>
-          <w:rPr>
-            <w:lang w:val="en_US" w:bidi="en_US"/>
-          </w:rPr>
-          <w:rPr>
-            <w:color w:val="0000EE"/>
-            <w:u w:val="single"/>
-          </w:rPr>
-          <w:t>5:1–10</w:t>
-        </w:r>
-      </w:hyperlink>
+      <w:r>
+        <w:rPr>
+          <w:lang w:val="en_US" w:bidi="en_US"/>
+        </w:rPr>
+        <w:t>5:1–10</w:t>
+      </w:r>
       <w:r>
         <w:rPr>
           <w:lang w:val="en_US" w:bidi="en_US"/>
         </w:rPr>
         <w:t xml:space="preserve">; </w:t>
       </w:r>
-      <w:hyperlink r:id="rId54">
-        <w:r>
-          <w:rPr>
-            <w:lang w:val="en_US" w:bidi="en_US"/>
-          </w:rPr>
-          <w:rPr>
-            <w:color w:val="0000EE"/>
-            <w:u w:val="single"/>
-          </w:rPr>
-          <w:t>7:1–28</w:t>
-        </w:r>
-      </w:hyperlink>
+      <w:r>
+        <w:rPr>
+          <w:lang w:val="en_US" w:bidi="en_US"/>
+        </w:rPr>
+        <w:t>7:1–28</w:t>
+      </w:r>
       <w:r>
         <w:rPr>
           <w:lang w:val="en_US" w:bidi="en_US"/>
@@ -1665,108 +1407,72 @@
         </w:rPr>
         <w:t>esus has made a new, heavenly covenant, with God’s people. He offered himself once for all when he died (</w:t>
       </w:r>
-      <w:hyperlink r:id="rId35">
-        <w:r>
-          <w:rPr>
-            <w:lang w:val="en_US" w:bidi="en_US"/>
-          </w:rPr>
-          <w:rPr>
-            <w:color w:val="0000EE"/>
-            <w:u w:val="single"/>
-          </w:rPr>
-          <w:t>8:3–10:18</w:t>
-        </w:r>
-      </w:hyperlink>
+      <w:r>
+        <w:rPr>
+          <w:lang w:val="en_US" w:bidi="en_US"/>
+        </w:rPr>
+        <w:t>8:3–10:18</w:t>
+      </w:r>
       <w:r>
         <w:rPr>
           <w:lang w:val="en_US" w:bidi="en_US"/>
         </w:rPr>
         <w:t>). In his incarnation, when he became human, Jesus remained faithful as God’s Son (</w:t>
       </w:r>
-      <w:hyperlink r:id="rId53">
-        <w:r>
-          <w:rPr>
-            <w:lang w:val="en_US" w:bidi="en_US"/>
-          </w:rPr>
-          <w:rPr>
-            <w:color w:val="0000EE"/>
-            <w:u w:val="single"/>
-          </w:rPr>
-          <w:t>3:1–6</w:t>
-        </w:r>
-      </w:hyperlink>
+      <w:r>
+        <w:rPr>
+          <w:lang w:val="en_US" w:bidi="en_US"/>
+        </w:rPr>
+        <w:t>3:1–6</w:t>
+      </w:r>
       <w:r>
         <w:rPr>
           <w:lang w:val="en_US" w:bidi="en_US"/>
         </w:rPr>
         <w:t xml:space="preserve">; </w:t>
       </w:r>
-      <w:hyperlink r:id="rId55">
-        <w:r>
-          <w:rPr>
-            <w:lang w:val="en_US" w:bidi="en_US"/>
-          </w:rPr>
-          <w:rPr>
-            <w:color w:val="0000EE"/>
-            <w:u w:val="single"/>
-          </w:rPr>
-          <w:t>5:7–8</w:t>
-        </w:r>
-      </w:hyperlink>
+      <w:r>
+        <w:rPr>
+          <w:lang w:val="en_US" w:bidi="en_US"/>
+        </w:rPr>
+        <w:t>5:7–8</w:t>
+      </w:r>
       <w:r>
         <w:rPr>
           <w:lang w:val="en_US" w:bidi="en_US"/>
         </w:rPr>
         <w:t xml:space="preserve">; </w:t>
       </w:r>
-      <w:hyperlink r:id="rId56">
-        <w:r>
-          <w:rPr>
-            <w:lang w:val="en_US" w:bidi="en_US"/>
-          </w:rPr>
-          <w:rPr>
-            <w:color w:val="0000EE"/>
-            <w:u w:val="single"/>
-          </w:rPr>
-          <w:t>12:1–2</w:t>
-        </w:r>
-      </w:hyperlink>
+      <w:r>
+        <w:rPr>
+          <w:lang w:val="en_US" w:bidi="en_US"/>
+        </w:rPr>
+        <w:t>12:1–2</w:t>
+      </w:r>
       <w:r>
         <w:rPr>
           <w:lang w:val="en_US" w:bidi="en_US"/>
         </w:rPr>
         <w:t>). In his exaltation, when God raised him to the highest place of honor, Jesus rules as the Lord of all creation (</w:t>
       </w:r>
-      <w:hyperlink r:id="rId57">
-        <w:r>
-          <w:rPr>
-            <w:lang w:val="en_US" w:bidi="en_US"/>
-          </w:rPr>
-          <w:rPr>
-            <w:color w:val="0000EE"/>
-            <w:u w:val="single"/>
-          </w:rPr>
-          <w:t>1:2–4</w:t>
-        </w:r>
-      </w:hyperlink>
+      <w:r>
+        <w:rPr>
+          <w:lang w:val="en_US" w:bidi="en_US"/>
+        </w:rPr>
+        <w:t>1:2–4</w:t>
+      </w:r>
       <w:r>
         <w:rPr>
           <w:lang w:val="en_US" w:bidi="en_US"/>
         </w:rPr>
         <w:t xml:space="preserve">, </w:t>
       </w:r>
-      <w:hyperlink r:id="rId58">
-        <w:r>
-          <w:rPr>
-            <w:lang w:val="en_US" w:bidi="en_US"/>
-          </w:rPr>
-          <w:rPr>
-            <w:color w:val="0000EE"/>
-            <w:u w:val="single"/>
-          </w:rPr>
-          <w:t>8–13</w:t>
-        </w:r>
-      </w:hyperlink>
+      <w:r>
+        <w:rPr>
+          <w:lang w:val="en_US" w:bidi="en_US"/>
+        </w:rPr>
+        <w:t>8–13</w:t>
+      </w:r>
       <w:r>
         <w:rPr>
           <w:lang w:val="en_US" w:bidi="en_US"/>
@@ -1787,144 +1493,96 @@
         </w:rPr>
         <w:t xml:space="preserve">We can learn from people who stayed faithful as they moved toward God’s eternal city (see </w:t>
       </w:r>
-      <w:hyperlink r:id="rId59">
-        <w:r>
-          <w:rPr>
-            <w:lang w:val="en_US" w:bidi="en_US"/>
-          </w:rPr>
-          <w:rPr>
-            <w:color w:val="0000EE"/>
-            <w:u w:val="single"/>
-          </w:rPr>
-          <w:t>6:13–15</w:t>
-        </w:r>
-      </w:hyperlink>
+      <w:r>
+        <w:rPr>
+          <w:lang w:val="en_US" w:bidi="en_US"/>
+        </w:rPr>
+        <w:t>6:13–15</w:t>
+      </w:r>
       <w:r>
         <w:rPr>
           <w:lang w:val="en_US" w:bidi="en_US"/>
         </w:rPr>
         <w:t xml:space="preserve">; </w:t>
       </w:r>
-      <w:hyperlink r:id="rId46">
-        <w:r>
-          <w:rPr>
-            <w:lang w:val="en_US" w:bidi="en_US"/>
-          </w:rPr>
-          <w:rPr>
-            <w:color w:val="0000EE"/>
-            <w:u w:val="single"/>
-          </w:rPr>
-          <w:t>10:32–39</w:t>
-        </w:r>
-      </w:hyperlink>
+      <w:r>
+        <w:rPr>
+          <w:lang w:val="en_US" w:bidi="en_US"/>
+        </w:rPr>
+        <w:t>10:32–39</w:t>
+      </w:r>
       <w:r>
         <w:rPr>
           <w:lang w:val="en_US" w:bidi="en_US"/>
         </w:rPr>
         <w:t xml:space="preserve">; </w:t>
       </w:r>
-      <w:hyperlink r:id="rId60">
-        <w:r>
-          <w:rPr>
-            <w:lang w:val="en_US" w:bidi="en_US"/>
-          </w:rPr>
-          <w:rPr>
-            <w:color w:val="0000EE"/>
-            <w:u w:val="single"/>
-          </w:rPr>
-          <w:t>11:1–40</w:t>
-        </w:r>
-      </w:hyperlink>
+      <w:r>
+        <w:rPr>
+          <w:lang w:val="en_US" w:bidi="en_US"/>
+        </w:rPr>
+        <w:t>11:1–40</w:t>
+      </w:r>
       <w:r>
         <w:rPr>
           <w:lang w:val="en_US" w:bidi="en_US"/>
         </w:rPr>
         <w:t xml:space="preserve">). We can also learn from people who disobeyed God and fell away from him (see </w:t>
       </w:r>
-      <w:hyperlink r:id="rId61">
-        <w:r>
-          <w:rPr>
-            <w:lang w:val="en_US" w:bidi="en_US"/>
-          </w:rPr>
-          <w:rPr>
-            <w:color w:val="0000EE"/>
-            <w:u w:val="single"/>
-          </w:rPr>
-          <w:t>3:7–19</w:t>
-        </w:r>
-      </w:hyperlink>
+      <w:r>
+        <w:rPr>
+          <w:lang w:val="en_US" w:bidi="en_US"/>
+        </w:rPr>
+        <w:t>3:7–19</w:t>
+      </w:r>
       <w:r>
         <w:rPr>
           <w:lang w:val="en_US" w:bidi="en_US"/>
         </w:rPr>
         <w:t xml:space="preserve">; </w:t>
       </w:r>
-      <w:hyperlink r:id="rId17">
-        <w:r>
-          <w:rPr>
-            <w:lang w:val="en_US" w:bidi="en_US"/>
-          </w:rPr>
-          <w:rPr>
-            <w:color w:val="0000EE"/>
-            <w:u w:val="single"/>
-          </w:rPr>
-          <w:t>6:4–8</w:t>
-        </w:r>
-      </w:hyperlink>
+      <w:r>
+        <w:rPr>
+          <w:lang w:val="en_US" w:bidi="en_US"/>
+        </w:rPr>
+        <w:t>6:4–8</w:t>
+      </w:r>
       <w:r>
         <w:rPr>
           <w:lang w:val="en_US" w:bidi="en_US"/>
         </w:rPr>
         <w:t xml:space="preserve">). And we can trust God’s promises about our inheritance, the future blessing he gives to his children (see </w:t>
       </w:r>
-      <w:hyperlink r:id="rId62">
-        <w:r>
-          <w:rPr>
-            <w:lang w:val="en_US" w:bidi="en_US"/>
-          </w:rPr>
-          <w:rPr>
-            <w:color w:val="0000EE"/>
-            <w:u w:val="single"/>
-          </w:rPr>
-          <w:t>4:3–11</w:t>
-        </w:r>
-      </w:hyperlink>
+      <w:r>
+        <w:rPr>
+          <w:lang w:val="en_US" w:bidi="en_US"/>
+        </w:rPr>
+        <w:t>4:3–11</w:t>
+      </w:r>
       <w:r>
         <w:rPr>
           <w:lang w:val="en_US" w:bidi="en_US"/>
         </w:rPr>
         <w:t xml:space="preserve">; </w:t>
       </w:r>
-      <w:hyperlink r:id="rId63">
-        <w:r>
-          <w:rPr>
-            <w:lang w:val="en_US" w:bidi="en_US"/>
-          </w:rPr>
-          <w:rPr>
-            <w:color w:val="0000EE"/>
-            <w:u w:val="single"/>
-          </w:rPr>
-          <w:t>6:13–20</w:t>
-        </w:r>
-      </w:hyperlink>
+      <w:r>
+        <w:rPr>
+          <w:lang w:val="en_US" w:bidi="en_US"/>
+        </w:rPr>
+        <w:t>6:13–20</w:t>
+      </w:r>
       <w:r>
         <w:rPr>
           <w:lang w:val="en_US" w:bidi="en_US"/>
         </w:rPr>
         <w:t xml:space="preserve">; </w:t>
       </w:r>
-      <w:hyperlink r:id="rId64">
-        <w:r>
-          <w:rPr>
-            <w:lang w:val="en_US" w:bidi="en_US"/>
-          </w:rPr>
-          <w:rPr>
-            <w:color w:val="0000EE"/>
-            <w:u w:val="single"/>
-          </w:rPr>
-          <w:t>12:22–24</w:t>
-        </w:r>
-      </w:hyperlink>
+      <w:r>
+        <w:rPr>
+          <w:lang w:val="en_US" w:bidi="en_US"/>
+        </w:rPr>
+        <w:t>12:22–24</w:t>
+      </w:r>
       <w:r>
         <w:rPr>
           <w:lang w:val="en_US" w:bidi="en_US"/>
@@ -1945,18 +1603,12 @@
         </w:rPr>
         <w:t>Because of Jesus, we can live as faithful members of the Christian community. We can honor him in our relationships and in our worship (</w:t>
       </w:r>
-      <w:hyperlink r:id="rId65">
-        <w:r>
-          <w:rPr>
-            <w:lang w:val="en_US" w:bidi="en_US"/>
-          </w:rPr>
-          <w:rPr>
-            <w:color w:val="0000EE"/>
-            <w:u w:val="single"/>
-          </w:rPr>
-          <w:t>13:1–17</w:t>
-        </w:r>
-      </w:hyperlink>
+      <w:r>
+        <w:rPr>
+          <w:lang w:val="en_US" w:bidi="en_US"/>
+        </w:rPr>
+        <w:t>13:1–17</w:t>
+      </w:r>
       <w:r>
         <w:rPr>
           <w:lang w:val="en_US" w:bidi="en_US"/>
